--- a/testakten/hinweisgeberschutz-nda-meldekanal-waldkrone/02-zeitstrahl-und-fristen.docx
+++ b/testakten/hinweisgeberschutz-nda-meldekanal-waldkrone/02-zeitstrahl-und-fristen.docx
@@ -2,65 +2,2693 @@
 <file path=word/document.xml><?xml version="1.0" encoding="utf-8"?>
 <w:document xmlns:wpc="http://schemas.microsoft.com/office/word/2010/wordprocessingCanvas" xmlns:mo="http://schemas.microsoft.com/office/mac/office/2008/main" xmlns:mc="http://schemas.openxmlformats.org/markup-compatibility/2006" xmlns:mv="urn:schemas-microsoft-com:mac:vml" xmlns:o="urn:schemas-microsoft-com:office:office" xmlns:r="http://schemas.openxmlformats.org/officeDocument/2006/relationships" xmlns:m="http://schemas.openxmlformats.org/officeDocument/2006/math" xmlns:v="urn:schemas-microsoft-com:vml" xmlns:wp14="http://schemas.microsoft.com/office/word/2010/wordprocessingDrawing" xmlns:wp="http://schemas.openxmlformats.org/drawingml/2006/wordprocessingDrawing" xmlns:w10="urn:schemas-microsoft-com:office:word" xmlns:w="http://schemas.openxmlformats.org/wordprocessingml/2006/main" xmlns:w14="http://schemas.microsoft.com/office/word/2010/wordml" xmlns:wpg="http://schemas.microsoft.com/office/word/2010/wordprocessingGroup" xmlns:wpi="http://schemas.microsoft.com/office/word/2010/wordprocessingInk" xmlns:wne="http://schemas.microsoft.com/office/word/2006/wordml" xmlns:wps="http://schemas.microsoft.com/office/word/2010/wordprocessingShape" mc:Ignorable="w14 wp14">
   <w:body>
+    <w:tbl>
+      <w:tblPr>
+        <w:tblW w:type="auto" w:w="0"/>
+        <w:tblLayout w:type="fixed"/>
+        <w:tblLook w:firstColumn="1" w:firstRow="1" w:lastColumn="0" w:lastRow="0" w:noHBand="0" w:noVBand="1" w:val="04A0"/>
+      </w:tblPr>
+      <w:tblGrid>
+        <w:gridCol w:w="6520"/>
+        <w:gridCol w:w="2948"/>
+      </w:tblGrid>
+      <w:tr>
+        <w:tc>
+          <w:tcPr>
+            <w:tcW w:type="dxa" w:w="4790"/>
+            <w:tcMar>
+              <w:top w:w="0" w:type="dxa"/>
+              <w:start w:w="0" w:type="dxa"/>
+              <w:bottom w:w="80" w:type="dxa"/>
+              <w:end w:w="80" w:type="dxa"/>
+            </w:tcMar>
+          </w:tcPr>
+          <w:p>
+            <w:pPr>
+              <w:spacing w:after="20"/>
+            </w:pPr>
+            <w:r>
+              <w:rPr>
+                <w:b/>
+                <w:color w:val="17324D"/>
+                <w:sz w:val="24"/>
+              </w:rPr>
+              <w:t>BRETTSCHNEIDER · HOLLÄNDER RECHTSANWÄLTE</w:t>
+            </w:r>
+          </w:p>
+          <w:p>
+            <w:pPr>
+              <w:spacing w:after="0"/>
+            </w:pPr>
+            <w:r>
+              <w:rPr>
+                <w:color w:val="59636B"/>
+                <w:sz w:val="16"/>
+              </w:rPr>
+              <w:t>Neue Mainzer Straße 52 · 60311 Frankfurt am Main · Telefon 069 921 48 60 · Fax 069 921 48 629</w:t>
+            </w:r>
+          </w:p>
+          <w:p>
+            <w:pPr>
+              <w:spacing w:after="0"/>
+            </w:pPr>
+            <w:r>
+              <w:rPr>
+                <w:color w:val="59636B"/>
+                <w:sz w:val="16"/>
+              </w:rPr>
+              <w:t>compliance@bh-recht.de · Partnerschaftsregister AG Frankfurt am Main PR 2184</w:t>
+            </w:r>
+          </w:p>
+        </w:tc>
+        <w:tc>
+          <w:tcPr>
+            <w:tcW w:type="dxa" w:w="4790"/>
+            <w:tcMar>
+              <w:top w:w="0" w:type="dxa"/>
+              <w:start w:w="80" w:type="dxa"/>
+              <w:bottom w:w="80" w:type="dxa"/>
+              <w:end w:w="0" w:type="dxa"/>
+            </w:tcMar>
+          </w:tcPr>
+          <w:p>
+            <w:pPr>
+              <w:jc w:val="right"/>
+            </w:pPr>
+            <w:r>
+              <w:rPr>
+                <w:b/>
+                <w:color w:val="2E668B"/>
+                <w:sz w:val="18"/>
+              </w:rPr>
+              <w:t>EREIGNIS- UND FRISTENBLATT</w:t>
+            </w:r>
+          </w:p>
+        </w:tc>
+      </w:tr>
+    </w:tbl>
+    <w:p>
+      <w:pPr>
+        <w:spacing w:after="160"/>
+        <w:pBdr>
+          <w:bottom w:val="single" w:sz="10" w:space="1" w:color="2E668B"/>
+        </w:pBdr>
+      </w:pPr>
+    </w:p>
+    <w:p>
+      <w:pPr>
+        <w:pStyle w:val="Title"/>
+      </w:pPr>
+      <w:r>
+        <w:t>Ereignislinie Hinweisfall HIN-26-014</w:t>
+      </w:r>
+    </w:p>
+    <w:p>
+      <w:pPr>
+        <w:spacing w:after="180"/>
+      </w:pPr>
+      <w:r>
+        <w:rPr>
+          <w:b/>
+          <w:color w:val="2E668B"/>
+        </w:rPr>
+        <w:t>Waldkrone HealthTech GmbH · Stand 2. Juni 2026</w:t>
+      </w:r>
+    </w:p>
+    <w:tbl>
+      <w:tblPr>
+        <w:tblW w:type="auto" w:w="0"/>
+        <w:tblLayout w:type="fixed"/>
+        <w:tblLook w:firstColumn="1" w:firstRow="1" w:lastColumn="0" w:lastRow="0" w:noHBand="0" w:noVBand="1" w:val="04A0"/>
+      </w:tblPr>
+      <w:tblGrid>
+        <w:gridCol w:w="2268"/>
+        <w:gridCol w:w="7200"/>
+      </w:tblGrid>
+      <w:tr>
+        <w:tc>
+          <w:tcPr>
+            <w:tcW w:type="dxa" w:w="2268"/>
+            <w:shd w:fill="EAF1F5"/>
+            <w:tcMar>
+              <w:top w:w="90" w:type="dxa"/>
+              <w:start w:w="90" w:type="dxa"/>
+              <w:bottom w:w="90" w:type="dxa"/>
+              <w:end w:w="90" w:type="dxa"/>
+            </w:tcMar>
+            <w:vAlign w:val="center"/>
+          </w:tcPr>
+          <w:p>
+            <w:pPr>
+              <w:spacing w:after="0"/>
+            </w:pPr>
+            <w:r>
+              <w:rPr>
+                <w:b/>
+                <w:sz w:val="18"/>
+              </w:rPr>
+              <w:t>Bearbeitung</w:t>
+            </w:r>
+          </w:p>
+        </w:tc>
+        <w:tc>
+          <w:tcPr>
+            <w:tcW w:type="dxa" w:w="7200"/>
+            <w:tcMar>
+              <w:top w:w="90" w:type="dxa"/>
+              <w:start w:w="90" w:type="dxa"/>
+              <w:bottom w:w="90" w:type="dxa"/>
+              <w:end w:w="90" w:type="dxa"/>
+            </w:tcMar>
+            <w:vAlign w:val="center"/>
+          </w:tcPr>
+          <w:p>
+            <w:pPr>
+              <w:spacing w:after="0"/>
+            </w:pPr>
+            <w:r>
+              <w:rPr>
+                <w:sz w:val="18"/>
+              </w:rPr>
+              <w:t>David Holländer, Rechtsanwalt</w:t>
+            </w:r>
+          </w:p>
+        </w:tc>
+      </w:tr>
+      <w:tr>
+        <w:tc>
+          <w:tcPr>
+            <w:tcW w:type="dxa" w:w="2268"/>
+            <w:shd w:fill="EAF1F5"/>
+            <w:tcMar>
+              <w:top w:w="90" w:type="dxa"/>
+              <w:start w:w="90" w:type="dxa"/>
+              <w:bottom w:w="90" w:type="dxa"/>
+              <w:end w:w="90" w:type="dxa"/>
+            </w:tcMar>
+            <w:vAlign w:val="center"/>
+          </w:tcPr>
+          <w:p>
+            <w:pPr>
+              <w:spacing w:after="0"/>
+            </w:pPr>
+            <w:r>
+              <w:rPr>
+                <w:b/>
+                <w:sz w:val="18"/>
+              </w:rPr>
+              <w:t>Zweitkontrolle</w:t>
+            </w:r>
+          </w:p>
+        </w:tc>
+        <w:tc>
+          <w:tcPr>
+            <w:tcW w:type="dxa" w:w="7200"/>
+            <w:tcMar>
+              <w:top w:w="90" w:type="dxa"/>
+              <w:start w:w="90" w:type="dxa"/>
+              <w:bottom w:w="90" w:type="dxa"/>
+              <w:end w:w="90" w:type="dxa"/>
+            </w:tcMar>
+            <w:vAlign w:val="center"/>
+          </w:tcPr>
+          <w:p>
+            <w:pPr>
+              <w:spacing w:after="0"/>
+            </w:pPr>
+            <w:r>
+              <w:rPr>
+                <w:sz w:val="18"/>
+              </w:rPr>
+              <w:t>Dr. Anja Brettschneider</w:t>
+            </w:r>
+          </w:p>
+        </w:tc>
+      </w:tr>
+      <w:tr>
+        <w:tc>
+          <w:tcPr>
+            <w:tcW w:type="dxa" w:w="2268"/>
+            <w:shd w:fill="EAF1F5"/>
+            <w:tcMar>
+              <w:top w:w="90" w:type="dxa"/>
+              <w:start w:w="90" w:type="dxa"/>
+              <w:bottom w:w="90" w:type="dxa"/>
+              <w:end w:w="90" w:type="dxa"/>
+            </w:tcMar>
+            <w:vAlign w:val="center"/>
+          </w:tcPr>
+          <w:p>
+            <w:pPr>
+              <w:spacing w:after="0"/>
+            </w:pPr>
+            <w:r>
+              <w:rPr>
+                <w:b/>
+                <w:sz w:val="18"/>
+              </w:rPr>
+              <w:t>Quellen</w:t>
+            </w:r>
+          </w:p>
+        </w:tc>
+        <w:tc>
+          <w:tcPr>
+            <w:tcW w:type="dxa" w:w="7200"/>
+            <w:tcMar>
+              <w:top w:w="90" w:type="dxa"/>
+              <w:start w:w="90" w:type="dxa"/>
+              <w:bottom w:w="90" w:type="dxa"/>
+              <w:end w:w="90" w:type="dxa"/>
+            </w:tcMar>
+            <w:vAlign w:val="center"/>
+          </w:tcPr>
+          <w:p>
+            <w:pPr>
+              <w:spacing w:after="0"/>
+            </w:pPr>
+            <w:r>
+              <w:rPr>
+                <w:sz w:val="18"/>
+              </w:rPr>
+              <w:t>Portalexport, E-Mail-Header, NDA-Versionen, HR-Kalender, IT-Logauszug</w:t>
+            </w:r>
+          </w:p>
+        </w:tc>
+      </w:tr>
+      <w:tr>
+        <w:tc>
+          <w:tcPr>
+            <w:tcW w:type="dxa" w:w="2268"/>
+            <w:shd w:fill="EAF1F5"/>
+            <w:tcMar>
+              <w:top w:w="90" w:type="dxa"/>
+              <w:start w:w="90" w:type="dxa"/>
+              <w:bottom w:w="90" w:type="dxa"/>
+              <w:end w:w="90" w:type="dxa"/>
+            </w:tcMar>
+            <w:vAlign w:val="center"/>
+          </w:tcPr>
+          <w:p>
+            <w:pPr>
+              <w:spacing w:after="0"/>
+            </w:pPr>
+            <w:r>
+              <w:rPr>
+                <w:b/>
+                <w:sz w:val="18"/>
+              </w:rPr>
+              <w:t>Grundsatz</w:t>
+            </w:r>
+          </w:p>
+        </w:tc>
+        <w:tc>
+          <w:tcPr>
+            <w:tcW w:type="dxa" w:w="7200"/>
+            <w:tcMar>
+              <w:top w:w="90" w:type="dxa"/>
+              <w:start w:w="90" w:type="dxa"/>
+              <w:bottom w:w="90" w:type="dxa"/>
+              <w:end w:w="90" w:type="dxa"/>
+            </w:tcMar>
+            <w:vAlign w:val="center"/>
+          </w:tcPr>
+          <w:p>
+            <w:pPr>
+              <w:spacing w:after="0"/>
+            </w:pPr>
+            <w:r>
+              <w:rPr>
+                <w:sz w:val="18"/>
+              </w:rPr>
+              <w:t>Zeitpunkte werden erst nach Abgleich mit Originalsystem und Zeitzone als gesichert markiert.</w:t>
+            </w:r>
+          </w:p>
+        </w:tc>
+      </w:tr>
+    </w:tbl>
+    <w:p>
+      <w:pPr>
+        <w:spacing w:after="20"/>
+      </w:pPr>
+    </w:p>
     <w:p>
       <w:pPr>
         <w:pStyle w:val="Heading1"/>
       </w:pPr>
       <w:r>
-        <w:rPr>
-          <w:rFonts w:ascii="Times New Roman" w:hAnsi="Times New Roman"/>
-        </w:rPr>
-        <w:t>Zeitstrahl</w:t>
+        <w:t>1. Ereignislinie</w:t>
+      </w:r>
+    </w:p>
+    <w:tbl>
+      <w:tblPr>
+        <w:tblStyle w:val="TableGrid"/>
+        <w:tblW w:type="auto" w:w="0"/>
+        <w:tblLayout w:type="fixed"/>
+        <w:tblLook w:firstColumn="1" w:firstRow="1" w:lastColumn="0" w:lastRow="0" w:noHBand="0" w:noVBand="1" w:val="04A0"/>
+      </w:tblPr>
+      <w:tblGrid>
+        <w:gridCol w:w="1757"/>
+        <w:gridCol w:w="2891"/>
+        <w:gridCol w:w="2324"/>
+        <w:gridCol w:w="2721"/>
+      </w:tblGrid>
+      <w:tr>
+        <w:tc>
+          <w:tcPr>
+            <w:tcW w:type="dxa" w:w="2395"/>
+            <w:shd w:fill="17324D"/>
+            <w:tcMar>
+              <w:top w:w="90" w:type="dxa"/>
+              <w:start w:w="90" w:type="dxa"/>
+              <w:bottom w:w="90" w:type="dxa"/>
+              <w:end w:w="90" w:type="dxa"/>
+            </w:tcMar>
+          </w:tcPr>
+          <w:p>
+            <w:r>
+              <w:rPr>
+                <w:b/>
+                <w:color w:val="FFFFFF"/>
+                <w:sz w:val="17"/>
+              </w:rPr>
+              <w:t>Datum und Uhrzeit</w:t>
+            </w:r>
+          </w:p>
+        </w:tc>
+        <w:tc>
+          <w:tcPr>
+            <w:tcW w:type="dxa" w:w="2395"/>
+            <w:shd w:fill="17324D"/>
+            <w:tcMar>
+              <w:top w:w="90" w:type="dxa"/>
+              <w:start w:w="90" w:type="dxa"/>
+              <w:bottom w:w="90" w:type="dxa"/>
+              <w:end w:w="90" w:type="dxa"/>
+            </w:tcMar>
+          </w:tcPr>
+          <w:p>
+            <w:r>
+              <w:rPr>
+                <w:b/>
+                <w:color w:val="FFFFFF"/>
+                <w:sz w:val="17"/>
+              </w:rPr>
+              <w:t>Ereignis</w:t>
+            </w:r>
+          </w:p>
+        </w:tc>
+        <w:tc>
+          <w:tcPr>
+            <w:tcW w:type="dxa" w:w="2395"/>
+            <w:shd w:fill="17324D"/>
+            <w:tcMar>
+              <w:top w:w="90" w:type="dxa"/>
+              <w:start w:w="90" w:type="dxa"/>
+              <w:bottom w:w="90" w:type="dxa"/>
+              <w:end w:w="90" w:type="dxa"/>
+            </w:tcMar>
+          </w:tcPr>
+          <w:p>
+            <w:r>
+              <w:rPr>
+                <w:b/>
+                <w:color w:val="FFFFFF"/>
+                <w:sz w:val="17"/>
+              </w:rPr>
+              <w:t>Quelle</w:t>
+            </w:r>
+          </w:p>
+        </w:tc>
+        <w:tc>
+          <w:tcPr>
+            <w:tcW w:type="dxa" w:w="2395"/>
+            <w:shd w:fill="17324D"/>
+            <w:tcMar>
+              <w:top w:w="90" w:type="dxa"/>
+              <w:start w:w="90" w:type="dxa"/>
+              <w:bottom w:w="90" w:type="dxa"/>
+              <w:end w:w="90" w:type="dxa"/>
+            </w:tcMar>
+          </w:tcPr>
+          <w:p>
+            <w:r>
+              <w:rPr>
+                <w:b/>
+                <w:color w:val="FFFFFF"/>
+                <w:sz w:val="17"/>
+              </w:rPr>
+              <w:t>Offener Prüfpunkt</w:t>
+            </w:r>
+          </w:p>
+        </w:tc>
+      </w:tr>
+      <w:tr>
+        <w:tc>
+          <w:tcPr>
+            <w:tcW w:type="dxa" w:w="1757"/>
+            <w:tcMar>
+              <w:top w:w="90" w:type="dxa"/>
+              <w:start w:w="90" w:type="dxa"/>
+              <w:bottom w:w="90" w:type="dxa"/>
+              <w:end w:w="90" w:type="dxa"/>
+            </w:tcMar>
+            <w:vAlign w:val="top"/>
+          </w:tcPr>
+          <w:p>
+            <w:pPr>
+              <w:spacing w:after="0"/>
+            </w:pPr>
+            <w:r>
+              <w:rPr>
+                <w:sz w:val="16"/>
+              </w:rPr>
+              <w:t>8. April 2026, 16:22 Uhr</w:t>
+            </w:r>
+          </w:p>
+        </w:tc>
+        <w:tc>
+          <w:tcPr>
+            <w:tcW w:type="dxa" w:w="2891"/>
+            <w:tcMar>
+              <w:top w:w="90" w:type="dxa"/>
+              <w:start w:w="90" w:type="dxa"/>
+              <w:bottom w:w="90" w:type="dxa"/>
+              <w:end w:w="90" w:type="dxa"/>
+            </w:tcMar>
+            <w:vAlign w:val="top"/>
+          </w:tcPr>
+          <w:p>
+            <w:pPr>
+              <w:spacing w:after="0"/>
+            </w:pPr>
+            <w:r>
+              <w:rPr>
+                <w:sz w:val="16"/>
+              </w:rPr>
+              <w:t>Regulatory Affairs lädt Version 7 der Produktakte in den Freigabeordner</w:t>
+            </w:r>
+          </w:p>
+        </w:tc>
+        <w:tc>
+          <w:tcPr>
+            <w:tcW w:type="dxa" w:w="2324"/>
+            <w:tcMar>
+              <w:top w:w="90" w:type="dxa"/>
+              <w:start w:w="90" w:type="dxa"/>
+              <w:bottom w:w="90" w:type="dxa"/>
+              <w:end w:w="90" w:type="dxa"/>
+            </w:tcMar>
+            <w:vAlign w:val="top"/>
+          </w:tcPr>
+          <w:p>
+            <w:pPr>
+              <w:spacing w:after="0"/>
+            </w:pPr>
+            <w:r>
+              <w:rPr>
+                <w:sz w:val="16"/>
+              </w:rPr>
+              <w:t>Dateimetadaten</w:t>
+            </w:r>
+          </w:p>
+        </w:tc>
+        <w:tc>
+          <w:tcPr>
+            <w:tcW w:type="dxa" w:w="2721"/>
+            <w:tcMar>
+              <w:top w:w="90" w:type="dxa"/>
+              <w:start w:w="90" w:type="dxa"/>
+              <w:bottom w:w="90" w:type="dxa"/>
+              <w:end w:w="90" w:type="dxa"/>
+            </w:tcMar>
+            <w:vAlign w:val="top"/>
+          </w:tcPr>
+          <w:p>
+            <w:pPr>
+              <w:spacing w:after="0"/>
+            </w:pPr>
+            <w:r>
+              <w:rPr>
+                <w:sz w:val="16"/>
+              </w:rPr>
+              <w:t>Abgleich mit Versionen 5, 6 und „Final“</w:t>
+            </w:r>
+          </w:p>
+        </w:tc>
+      </w:tr>
+      <w:tr>
+        <w:tc>
+          <w:tcPr>
+            <w:tcW w:type="dxa" w:w="1757"/>
+            <w:tcMar>
+              <w:top w:w="90" w:type="dxa"/>
+              <w:start w:w="90" w:type="dxa"/>
+              <w:bottom w:w="90" w:type="dxa"/>
+              <w:end w:w="90" w:type="dxa"/>
+            </w:tcMar>
+            <w:vAlign w:val="top"/>
+            <w:shd w:fill="F5F7F8"/>
+          </w:tcPr>
+          <w:p>
+            <w:pPr>
+              <w:spacing w:after="0"/>
+            </w:pPr>
+            <w:r>
+              <w:rPr>
+                <w:sz w:val="16"/>
+              </w:rPr>
+              <w:t>14. April 2026, 09:18 Uhr</w:t>
+            </w:r>
+          </w:p>
+        </w:tc>
+        <w:tc>
+          <w:tcPr>
+            <w:tcW w:type="dxa" w:w="2891"/>
+            <w:tcMar>
+              <w:top w:w="90" w:type="dxa"/>
+              <w:start w:w="90" w:type="dxa"/>
+              <w:bottom w:w="90" w:type="dxa"/>
+              <w:end w:w="90" w:type="dxa"/>
+            </w:tcMar>
+            <w:vAlign w:val="top"/>
+            <w:shd w:fill="F5F7F8"/>
+          </w:tcPr>
+          <w:p>
+            <w:pPr>
+              <w:spacing w:after="0"/>
+            </w:pPr>
+            <w:r>
+              <w:rPr>
+                <w:sz w:val="16"/>
+              </w:rPr>
+              <w:t>Vertrieb bittet um Freigabe einer Lieferung über Baltic Orbis OÜ</w:t>
+            </w:r>
+          </w:p>
+        </w:tc>
+        <w:tc>
+          <w:tcPr>
+            <w:tcW w:type="dxa" w:w="2324"/>
+            <w:tcMar>
+              <w:top w:w="90" w:type="dxa"/>
+              <w:start w:w="90" w:type="dxa"/>
+              <w:bottom w:w="90" w:type="dxa"/>
+              <w:end w:w="90" w:type="dxa"/>
+            </w:tcMar>
+            <w:vAlign w:val="top"/>
+            <w:shd w:fill="F5F7F8"/>
+          </w:tcPr>
+          <w:p>
+            <w:pPr>
+              <w:spacing w:after="0"/>
+            </w:pPr>
+            <w:r>
+              <w:rPr>
+                <w:sz w:val="16"/>
+              </w:rPr>
+              <w:t>E-Mail Vertrieb</w:t>
+            </w:r>
+          </w:p>
+        </w:tc>
+        <w:tc>
+          <w:tcPr>
+            <w:tcW w:type="dxa" w:w="2721"/>
+            <w:tcMar>
+              <w:top w:w="90" w:type="dxa"/>
+              <w:start w:w="90" w:type="dxa"/>
+              <w:bottom w:w="90" w:type="dxa"/>
+              <w:end w:w="90" w:type="dxa"/>
+            </w:tcMar>
+            <w:vAlign w:val="top"/>
+            <w:shd w:fill="F5F7F8"/>
+          </w:tcPr>
+          <w:p>
+            <w:pPr>
+              <w:spacing w:after="0"/>
+            </w:pPr>
+            <w:r>
+              <w:rPr>
+                <w:sz w:val="16"/>
+              </w:rPr>
+              <w:t>Empfänger, Endverwendung und Freigabekette</w:t>
+            </w:r>
+          </w:p>
+        </w:tc>
+      </w:tr>
+      <w:tr>
+        <w:tc>
+          <w:tcPr>
+            <w:tcW w:type="dxa" w:w="1757"/>
+            <w:tcMar>
+              <w:top w:w="90" w:type="dxa"/>
+              <w:start w:w="90" w:type="dxa"/>
+              <w:bottom w:w="90" w:type="dxa"/>
+              <w:end w:w="90" w:type="dxa"/>
+            </w:tcMar>
+            <w:vAlign w:val="top"/>
+          </w:tcPr>
+          <w:p>
+            <w:pPr>
+              <w:spacing w:after="0"/>
+            </w:pPr>
+            <w:r>
+              <w:rPr>
+                <w:sz w:val="16"/>
+              </w:rPr>
+              <w:t>28. April 2026, 17:06 Uhr</w:t>
+            </w:r>
+          </w:p>
+        </w:tc>
+        <w:tc>
+          <w:tcPr>
+            <w:tcW w:type="dxa" w:w="2891"/>
+            <w:tcMar>
+              <w:top w:w="90" w:type="dxa"/>
+              <w:start w:w="90" w:type="dxa"/>
+              <w:bottom w:w="90" w:type="dxa"/>
+              <w:end w:w="90" w:type="dxa"/>
+            </w:tcMar>
+            <w:vAlign w:val="top"/>
+          </w:tcPr>
+          <w:p>
+            <w:pPr>
+              <w:spacing w:after="0"/>
+            </w:pPr>
+            <w:r>
+              <w:rPr>
+                <w:sz w:val="16"/>
+              </w:rPr>
+              <w:t>HR erhält Entwurf einer Bonuskürzung für Tobias Kern</w:t>
+            </w:r>
+          </w:p>
+        </w:tc>
+        <w:tc>
+          <w:tcPr>
+            <w:tcW w:type="dxa" w:w="2324"/>
+            <w:tcMar>
+              <w:top w:w="90" w:type="dxa"/>
+              <w:start w:w="90" w:type="dxa"/>
+              <w:bottom w:w="90" w:type="dxa"/>
+              <w:end w:w="90" w:type="dxa"/>
+            </w:tcMar>
+            <w:vAlign w:val="top"/>
+          </w:tcPr>
+          <w:p>
+            <w:pPr>
+              <w:spacing w:after="0"/>
+            </w:pPr>
+            <w:r>
+              <w:rPr>
+                <w:sz w:val="16"/>
+              </w:rPr>
+              <w:t>HR-Kalender und Entwurf</w:t>
+            </w:r>
+          </w:p>
+        </w:tc>
+        <w:tc>
+          <w:tcPr>
+            <w:tcW w:type="dxa" w:w="2721"/>
+            <w:tcMar>
+              <w:top w:w="90" w:type="dxa"/>
+              <w:start w:w="90" w:type="dxa"/>
+              <w:bottom w:w="90" w:type="dxa"/>
+              <w:end w:w="90" w:type="dxa"/>
+            </w:tcMar>
+            <w:vAlign w:val="top"/>
+          </w:tcPr>
+          <w:p>
+            <w:pPr>
+              <w:spacing w:after="0"/>
+            </w:pPr>
+            <w:r>
+              <w:rPr>
+                <w:sz w:val="16"/>
+              </w:rPr>
+              <w:t>Ersteller, vorherige Leistungsdokumentation und Freigabe</w:t>
+            </w:r>
+          </w:p>
+        </w:tc>
+      </w:tr>
+      <w:tr>
+        <w:tc>
+          <w:tcPr>
+            <w:tcW w:type="dxa" w:w="1757"/>
+            <w:tcMar>
+              <w:top w:w="90" w:type="dxa"/>
+              <w:start w:w="90" w:type="dxa"/>
+              <w:bottom w:w="90" w:type="dxa"/>
+              <w:end w:w="90" w:type="dxa"/>
+            </w:tcMar>
+            <w:vAlign w:val="top"/>
+            <w:shd w:fill="F5F7F8"/>
+          </w:tcPr>
+          <w:p>
+            <w:pPr>
+              <w:spacing w:after="0"/>
+            </w:pPr>
+            <w:r>
+              <w:rPr>
+                <w:sz w:val="16"/>
+              </w:rPr>
+              <w:t>18. Mai 2026, 11:40 Uhr</w:t>
+            </w:r>
+          </w:p>
+        </w:tc>
+        <w:tc>
+          <w:tcPr>
+            <w:tcW w:type="dxa" w:w="2891"/>
+            <w:tcMar>
+              <w:top w:w="90" w:type="dxa"/>
+              <w:start w:w="90" w:type="dxa"/>
+              <w:bottom w:w="90" w:type="dxa"/>
+              <w:end w:w="90" w:type="dxa"/>
+            </w:tcMar>
+            <w:vAlign w:val="top"/>
+            <w:shd w:fill="F5F7F8"/>
+          </w:tcPr>
+          <w:p>
+            <w:pPr>
+              <w:spacing w:after="0"/>
+            </w:pPr>
+            <w:r>
+              <w:rPr>
+                <w:sz w:val="16"/>
+              </w:rPr>
+              <w:t>Projekt Eibenwald eröffnet Datenraum</w:t>
+            </w:r>
+          </w:p>
+        </w:tc>
+        <w:tc>
+          <w:tcPr>
+            <w:tcW w:type="dxa" w:w="2324"/>
+            <w:tcMar>
+              <w:top w:w="90" w:type="dxa"/>
+              <w:start w:w="90" w:type="dxa"/>
+              <w:bottom w:w="90" w:type="dxa"/>
+              <w:end w:w="90" w:type="dxa"/>
+            </w:tcMar>
+            <w:vAlign w:val="top"/>
+            <w:shd w:fill="F5F7F8"/>
+          </w:tcPr>
+          <w:p>
+            <w:pPr>
+              <w:spacing w:after="0"/>
+            </w:pPr>
+            <w:r>
+              <w:rPr>
+                <w:sz w:val="16"/>
+              </w:rPr>
+              <w:t>Deal-Log</w:t>
+            </w:r>
+          </w:p>
+        </w:tc>
+        <w:tc>
+          <w:tcPr>
+            <w:tcW w:type="dxa" w:w="2721"/>
+            <w:tcMar>
+              <w:top w:w="90" w:type="dxa"/>
+              <w:start w:w="90" w:type="dxa"/>
+              <w:bottom w:w="90" w:type="dxa"/>
+              <w:end w:w="90" w:type="dxa"/>
+            </w:tcMar>
+            <w:vAlign w:val="top"/>
+            <w:shd w:fill="F5F7F8"/>
+          </w:tcPr>
+          <w:p>
+            <w:pPr>
+              <w:spacing w:after="0"/>
+            </w:pPr>
+            <w:r>
+              <w:rPr>
+                <w:sz w:val="16"/>
+              </w:rPr>
+              <w:t>Welche Regulatory-Unterlagen wurden eingestellt</w:t>
+            </w:r>
+          </w:p>
+        </w:tc>
+      </w:tr>
+      <w:tr>
+        <w:tc>
+          <w:tcPr>
+            <w:tcW w:type="dxa" w:w="1757"/>
+            <w:tcMar>
+              <w:top w:w="90" w:type="dxa"/>
+              <w:start w:w="90" w:type="dxa"/>
+              <w:bottom w:w="90" w:type="dxa"/>
+              <w:end w:w="90" w:type="dxa"/>
+            </w:tcMar>
+            <w:vAlign w:val="top"/>
+          </w:tcPr>
+          <w:p>
+            <w:pPr>
+              <w:spacing w:after="0"/>
+            </w:pPr>
+            <w:r>
+              <w:rPr>
+                <w:sz w:val="16"/>
+              </w:rPr>
+              <w:t>22. Mai 2026, 21:14 Uhr</w:t>
+            </w:r>
+          </w:p>
+        </w:tc>
+        <w:tc>
+          <w:tcPr>
+            <w:tcW w:type="dxa" w:w="2891"/>
+            <w:tcMar>
+              <w:top w:w="90" w:type="dxa"/>
+              <w:start w:w="90" w:type="dxa"/>
+              <w:bottom w:w="90" w:type="dxa"/>
+              <w:end w:w="90" w:type="dxa"/>
+            </w:tcMar>
+            <w:vAlign w:val="top"/>
+          </w:tcPr>
+          <w:p>
+            <w:pPr>
+              <w:spacing w:after="0"/>
+            </w:pPr>
+            <w:r>
+              <w:rPr>
+                <w:sz w:val="16"/>
+              </w:rPr>
+              <w:t>Anonyme Erstmeldung über Portal</w:t>
+            </w:r>
+          </w:p>
+        </w:tc>
+        <w:tc>
+          <w:tcPr>
+            <w:tcW w:type="dxa" w:w="2324"/>
+            <w:tcMar>
+              <w:top w:w="90" w:type="dxa"/>
+              <w:start w:w="90" w:type="dxa"/>
+              <w:bottom w:w="90" w:type="dxa"/>
+              <w:end w:w="90" w:type="dxa"/>
+            </w:tcMar>
+            <w:vAlign w:val="top"/>
+          </w:tcPr>
+          <w:p>
+            <w:pPr>
+              <w:spacing w:after="0"/>
+            </w:pPr>
+            <w:r>
+              <w:rPr>
+                <w:sz w:val="16"/>
+              </w:rPr>
+              <w:t>Portalvorgang HIN-26-014</w:t>
+            </w:r>
+          </w:p>
+        </w:tc>
+        <w:tc>
+          <w:tcPr>
+            <w:tcW w:type="dxa" w:w="2721"/>
+            <w:tcMar>
+              <w:top w:w="90" w:type="dxa"/>
+              <w:start w:w="90" w:type="dxa"/>
+              <w:bottom w:w="90" w:type="dxa"/>
+              <w:end w:w="90" w:type="dxa"/>
+            </w:tcMar>
+            <w:vAlign w:val="top"/>
+          </w:tcPr>
+          <w:p>
+            <w:pPr>
+              <w:spacing w:after="0"/>
+            </w:pPr>
+            <w:r>
+              <w:rPr>
+                <w:sz w:val="16"/>
+              </w:rPr>
+              <w:t>Originaltext, Anhänge, Audit Trail und Rückkanalstatus</w:t>
+            </w:r>
+          </w:p>
+        </w:tc>
+      </w:tr>
+      <w:tr>
+        <w:tc>
+          <w:tcPr>
+            <w:tcW w:type="dxa" w:w="1757"/>
+            <w:tcMar>
+              <w:top w:w="90" w:type="dxa"/>
+              <w:start w:w="90" w:type="dxa"/>
+              <w:bottom w:w="90" w:type="dxa"/>
+              <w:end w:w="90" w:type="dxa"/>
+            </w:tcMar>
+            <w:vAlign w:val="top"/>
+            <w:shd w:fill="F5F7F8"/>
+          </w:tcPr>
+          <w:p>
+            <w:pPr>
+              <w:spacing w:after="0"/>
+            </w:pPr>
+            <w:r>
+              <w:rPr>
+                <w:sz w:val="16"/>
+              </w:rPr>
+              <w:t>23. Mai 2026, 08:07 Uhr</w:t>
+            </w:r>
+          </w:p>
+        </w:tc>
+        <w:tc>
+          <w:tcPr>
+            <w:tcW w:type="dxa" w:w="2891"/>
+            <w:tcMar>
+              <w:top w:w="90" w:type="dxa"/>
+              <w:start w:w="90" w:type="dxa"/>
+              <w:bottom w:w="90" w:type="dxa"/>
+              <w:end w:w="90" w:type="dxa"/>
+            </w:tcMar>
+            <w:vAlign w:val="top"/>
+            <w:shd w:fill="F5F7F8"/>
+          </w:tcPr>
+          <w:p>
+            <w:pPr>
+              <w:spacing w:after="0"/>
+            </w:pPr>
+            <w:r>
+              <w:rPr>
+                <w:sz w:val="16"/>
+              </w:rPr>
+              <w:t>Automatische Portalbenachrichtigung an Meldestelle</w:t>
+            </w:r>
+          </w:p>
+        </w:tc>
+        <w:tc>
+          <w:tcPr>
+            <w:tcW w:type="dxa" w:w="2324"/>
+            <w:tcMar>
+              <w:top w:w="90" w:type="dxa"/>
+              <w:start w:w="90" w:type="dxa"/>
+              <w:bottom w:w="90" w:type="dxa"/>
+              <w:end w:w="90" w:type="dxa"/>
+            </w:tcMar>
+            <w:vAlign w:val="top"/>
+            <w:shd w:fill="F5F7F8"/>
+          </w:tcPr>
+          <w:p>
+            <w:pPr>
+              <w:spacing w:after="0"/>
+            </w:pPr>
+            <w:r>
+              <w:rPr>
+                <w:sz w:val="16"/>
+              </w:rPr>
+              <w:t>Mailheader</w:t>
+            </w:r>
+          </w:p>
+        </w:tc>
+        <w:tc>
+          <w:tcPr>
+            <w:tcW w:type="dxa" w:w="2721"/>
+            <w:tcMar>
+              <w:top w:w="90" w:type="dxa"/>
+              <w:start w:w="90" w:type="dxa"/>
+              <w:bottom w:w="90" w:type="dxa"/>
+              <w:end w:w="90" w:type="dxa"/>
+            </w:tcMar>
+            <w:vAlign w:val="top"/>
+            <w:shd w:fill="F5F7F8"/>
+          </w:tcPr>
+          <w:p>
+            <w:pPr>
+              <w:spacing w:after="0"/>
+            </w:pPr>
+            <w:r>
+              <w:rPr>
+                <w:sz w:val="16"/>
+              </w:rPr>
+              <w:t>Zustellung an Vertretung und Zugriffsprotokoll</w:t>
+            </w:r>
+          </w:p>
+        </w:tc>
+      </w:tr>
+      <w:tr>
+        <w:tc>
+          <w:tcPr>
+            <w:tcW w:type="dxa" w:w="1757"/>
+            <w:tcMar>
+              <w:top w:w="90" w:type="dxa"/>
+              <w:start w:w="90" w:type="dxa"/>
+              <w:bottom w:w="90" w:type="dxa"/>
+              <w:end w:w="90" w:type="dxa"/>
+            </w:tcMar>
+            <w:vAlign w:val="top"/>
+          </w:tcPr>
+          <w:p>
+            <w:pPr>
+              <w:spacing w:after="0"/>
+            </w:pPr>
+            <w:r>
+              <w:rPr>
+                <w:sz w:val="16"/>
+              </w:rPr>
+              <w:t>24. Mai 2026, 10:03 Uhr</w:t>
+            </w:r>
+          </w:p>
+        </w:tc>
+        <w:tc>
+          <w:tcPr>
+            <w:tcW w:type="dxa" w:w="2891"/>
+            <w:tcMar>
+              <w:top w:w="90" w:type="dxa"/>
+              <w:start w:w="90" w:type="dxa"/>
+              <w:bottom w:w="90" w:type="dxa"/>
+              <w:end w:w="90" w:type="dxa"/>
+            </w:tcMar>
+            <w:vAlign w:val="top"/>
+          </w:tcPr>
+          <w:p>
+            <w:pPr>
+              <w:spacing w:after="0"/>
+            </w:pPr>
+            <w:r>
+              <w:rPr>
+                <w:sz w:val="16"/>
+              </w:rPr>
+              <w:t>Empfangsbestätigung im Rückkanal</w:t>
+            </w:r>
+          </w:p>
+        </w:tc>
+        <w:tc>
+          <w:tcPr>
+            <w:tcW w:type="dxa" w:w="2324"/>
+            <w:tcMar>
+              <w:top w:w="90" w:type="dxa"/>
+              <w:start w:w="90" w:type="dxa"/>
+              <w:bottom w:w="90" w:type="dxa"/>
+              <w:end w:w="90" w:type="dxa"/>
+            </w:tcMar>
+            <w:vAlign w:val="top"/>
+          </w:tcPr>
+          <w:p>
+            <w:pPr>
+              <w:spacing w:after="0"/>
+            </w:pPr>
+            <w:r>
+              <w:rPr>
+                <w:sz w:val="16"/>
+              </w:rPr>
+              <w:t>Portaljournal</w:t>
+            </w:r>
+          </w:p>
+        </w:tc>
+        <w:tc>
+          <w:tcPr>
+            <w:tcW w:type="dxa" w:w="2721"/>
+            <w:tcMar>
+              <w:top w:w="90" w:type="dxa"/>
+              <w:start w:w="90" w:type="dxa"/>
+              <w:bottom w:w="90" w:type="dxa"/>
+              <w:end w:w="90" w:type="dxa"/>
+            </w:tcMar>
+            <w:vAlign w:val="top"/>
+          </w:tcPr>
+          <w:p>
+            <w:pPr>
+              <w:spacing w:after="0"/>
+            </w:pPr>
+            <w:r>
+              <w:rPr>
+                <w:sz w:val="16"/>
+              </w:rPr>
+              <w:t>Inhalt und Versandstatus sichern</w:t>
+            </w:r>
+          </w:p>
+        </w:tc>
+      </w:tr>
+      <w:tr>
+        <w:tc>
+          <w:tcPr>
+            <w:tcW w:type="dxa" w:w="1757"/>
+            <w:tcMar>
+              <w:top w:w="90" w:type="dxa"/>
+              <w:start w:w="90" w:type="dxa"/>
+              <w:bottom w:w="90" w:type="dxa"/>
+              <w:end w:w="90" w:type="dxa"/>
+            </w:tcMar>
+            <w:vAlign w:val="top"/>
+            <w:shd w:fill="F5F7F8"/>
+          </w:tcPr>
+          <w:p>
+            <w:pPr>
+              <w:spacing w:after="0"/>
+            </w:pPr>
+            <w:r>
+              <w:rPr>
+                <w:sz w:val="16"/>
+              </w:rPr>
+              <w:t>26. Mai 2026, 13:35 Uhr</w:t>
+            </w:r>
+          </w:p>
+        </w:tc>
+        <w:tc>
+          <w:tcPr>
+            <w:tcW w:type="dxa" w:w="2891"/>
+            <w:tcMar>
+              <w:top w:w="90" w:type="dxa"/>
+              <w:start w:w="90" w:type="dxa"/>
+              <w:bottom w:w="90" w:type="dxa"/>
+              <w:end w:w="90" w:type="dxa"/>
+            </w:tcMar>
+            <w:vAlign w:val="top"/>
+            <w:shd w:fill="F5F7F8"/>
+          </w:tcPr>
+          <w:p>
+            <w:pPr>
+              <w:spacing w:after="0"/>
+            </w:pPr>
+            <w:r>
+              <w:rPr>
+                <w:sz w:val="16"/>
+              </w:rPr>
+              <w:t>Deal-Team verlangt strikte NDA-Kommunikation</w:t>
+            </w:r>
+          </w:p>
+        </w:tc>
+        <w:tc>
+          <w:tcPr>
+            <w:tcW w:type="dxa" w:w="2324"/>
+            <w:tcMar>
+              <w:top w:w="90" w:type="dxa"/>
+              <w:start w:w="90" w:type="dxa"/>
+              <w:bottom w:w="90" w:type="dxa"/>
+              <w:end w:w="90" w:type="dxa"/>
+            </w:tcMar>
+            <w:vAlign w:val="top"/>
+            <w:shd w:fill="F5F7F8"/>
+          </w:tcPr>
+          <w:p>
+            <w:pPr>
+              <w:spacing w:after="0"/>
+            </w:pPr>
+            <w:r>
+              <w:rPr>
+                <w:sz w:val="16"/>
+              </w:rPr>
+              <w:t>E-Mail 08</w:t>
+            </w:r>
+          </w:p>
+        </w:tc>
+        <w:tc>
+          <w:tcPr>
+            <w:tcW w:type="dxa" w:w="2721"/>
+            <w:tcMar>
+              <w:top w:w="90" w:type="dxa"/>
+              <w:start w:w="90" w:type="dxa"/>
+              <w:bottom w:w="90" w:type="dxa"/>
+              <w:end w:w="90" w:type="dxa"/>
+            </w:tcMar>
+            <w:vAlign w:val="top"/>
+            <w:shd w:fill="F5F7F8"/>
+          </w:tcPr>
+          <w:p>
+            <w:pPr>
+              <w:spacing w:after="0"/>
+            </w:pPr>
+            <w:r>
+              <w:rPr>
+                <w:sz w:val="16"/>
+              </w:rPr>
+              <w:t>Reichweite der Klausel und Empfängerkreis</w:t>
+            </w:r>
+          </w:p>
+        </w:tc>
+      </w:tr>
+      <w:tr>
+        <w:tc>
+          <w:tcPr>
+            <w:tcW w:type="dxa" w:w="1757"/>
+            <w:tcMar>
+              <w:top w:w="90" w:type="dxa"/>
+              <w:start w:w="90" w:type="dxa"/>
+              <w:bottom w:w="90" w:type="dxa"/>
+              <w:end w:w="90" w:type="dxa"/>
+            </w:tcMar>
+            <w:vAlign w:val="top"/>
+          </w:tcPr>
+          <w:p>
+            <w:pPr>
+              <w:spacing w:after="0"/>
+            </w:pPr>
+            <w:r>
+              <w:rPr>
+                <w:sz w:val="16"/>
+              </w:rPr>
+              <w:t>27. Mai 2026, 15:20 Uhr</w:t>
+            </w:r>
+          </w:p>
+        </w:tc>
+        <w:tc>
+          <w:tcPr>
+            <w:tcW w:type="dxa" w:w="2891"/>
+            <w:tcMar>
+              <w:top w:w="90" w:type="dxa"/>
+              <w:start w:w="90" w:type="dxa"/>
+              <w:bottom w:w="90" w:type="dxa"/>
+              <w:end w:w="90" w:type="dxa"/>
+            </w:tcMar>
+            <w:vAlign w:val="top"/>
+          </w:tcPr>
+          <w:p>
+            <w:pPr>
+              <w:spacing w:after="0"/>
+            </w:pPr>
+            <w:r>
+              <w:rPr>
+                <w:sz w:val="16"/>
+              </w:rPr>
+              <w:t>IT exportiert Portalanhänge in einen gemeinsamen Ordner</w:t>
+            </w:r>
+          </w:p>
+        </w:tc>
+        <w:tc>
+          <w:tcPr>
+            <w:tcW w:type="dxa" w:w="2324"/>
+            <w:tcMar>
+              <w:top w:w="90" w:type="dxa"/>
+              <w:start w:w="90" w:type="dxa"/>
+              <w:bottom w:w="90" w:type="dxa"/>
+              <w:end w:w="90" w:type="dxa"/>
+            </w:tcMar>
+            <w:vAlign w:val="top"/>
+          </w:tcPr>
+          <w:p>
+            <w:pPr>
+              <w:spacing w:after="0"/>
+            </w:pPr>
+            <w:r>
+              <w:rPr>
+                <w:sz w:val="16"/>
+              </w:rPr>
+              <w:t>Technischer Kurzbericht</w:t>
+            </w:r>
+          </w:p>
+        </w:tc>
+        <w:tc>
+          <w:tcPr>
+            <w:tcW w:type="dxa" w:w="2721"/>
+            <w:tcMar>
+              <w:top w:w="90" w:type="dxa"/>
+              <w:start w:w="90" w:type="dxa"/>
+              <w:bottom w:w="90" w:type="dxa"/>
+              <w:end w:w="90" w:type="dxa"/>
+            </w:tcMar>
+            <w:vAlign w:val="top"/>
+          </w:tcPr>
+          <w:p>
+            <w:pPr>
+              <w:spacing w:after="0"/>
+            </w:pPr>
+            <w:r>
+              <w:rPr>
+                <w:sz w:val="16"/>
+              </w:rPr>
+              <w:t>Zugriffsrechte, Verschlüsselung und Kopien</w:t>
+            </w:r>
+          </w:p>
+        </w:tc>
+      </w:tr>
+      <w:tr>
+        <w:tc>
+          <w:tcPr>
+            <w:tcW w:type="dxa" w:w="1757"/>
+            <w:tcMar>
+              <w:top w:w="90" w:type="dxa"/>
+              <w:start w:w="90" w:type="dxa"/>
+              <w:bottom w:w="90" w:type="dxa"/>
+              <w:end w:w="90" w:type="dxa"/>
+            </w:tcMar>
+            <w:vAlign w:val="top"/>
+            <w:shd w:fill="F5F7F8"/>
+          </w:tcPr>
+          <w:p>
+            <w:pPr>
+              <w:spacing w:after="0"/>
+            </w:pPr>
+            <w:r>
+              <w:rPr>
+                <w:sz w:val="16"/>
+              </w:rPr>
+              <w:t>30. Mai 2026, 06:52 Uhr</w:t>
+            </w:r>
+          </w:p>
+        </w:tc>
+        <w:tc>
+          <w:tcPr>
+            <w:tcW w:type="dxa" w:w="2891"/>
+            <w:tcMar>
+              <w:top w:w="90" w:type="dxa"/>
+              <w:start w:w="90" w:type="dxa"/>
+              <w:bottom w:w="90" w:type="dxa"/>
+              <w:end w:w="90" w:type="dxa"/>
+            </w:tcMar>
+            <w:vAlign w:val="top"/>
+            <w:shd w:fill="F5F7F8"/>
+          </w:tcPr>
+          <w:p>
+            <w:pPr>
+              <w:spacing w:after="0"/>
+            </w:pPr>
+            <w:r>
+              <w:rPr>
+                <w:sz w:val="16"/>
+              </w:rPr>
+              <w:t>Hinweisgebende Person benennt Netzlaufwerk und mögliche Zeugin</w:t>
+            </w:r>
+          </w:p>
+        </w:tc>
+        <w:tc>
+          <w:tcPr>
+            <w:tcW w:type="dxa" w:w="2324"/>
+            <w:tcMar>
+              <w:top w:w="90" w:type="dxa"/>
+              <w:start w:w="90" w:type="dxa"/>
+              <w:bottom w:w="90" w:type="dxa"/>
+              <w:end w:w="90" w:type="dxa"/>
+            </w:tcMar>
+            <w:vAlign w:val="top"/>
+            <w:shd w:fill="F5F7F8"/>
+          </w:tcPr>
+          <w:p>
+            <w:pPr>
+              <w:spacing w:after="0"/>
+            </w:pPr>
+            <w:r>
+              <w:rPr>
+                <w:sz w:val="16"/>
+              </w:rPr>
+              <w:t>Rückkanal-Nachreichung</w:t>
+            </w:r>
+          </w:p>
+        </w:tc>
+        <w:tc>
+          <w:tcPr>
+            <w:tcW w:type="dxa" w:w="2721"/>
+            <w:tcMar>
+              <w:top w:w="90" w:type="dxa"/>
+              <w:start w:w="90" w:type="dxa"/>
+              <w:bottom w:w="90" w:type="dxa"/>
+              <w:end w:w="90" w:type="dxa"/>
+            </w:tcMar>
+            <w:vAlign w:val="top"/>
+            <w:shd w:fill="F5F7F8"/>
+          </w:tcPr>
+          <w:p>
+            <w:pPr>
+              <w:spacing w:after="0"/>
+            </w:pPr>
+            <w:r>
+              <w:rPr>
+                <w:sz w:val="16"/>
+              </w:rPr>
+              <w:t>Unveränderte Sicherung vor Kontaktaufnahme</w:t>
+            </w:r>
+          </w:p>
+        </w:tc>
+      </w:tr>
+      <w:tr>
+        <w:tc>
+          <w:tcPr>
+            <w:tcW w:type="dxa" w:w="1757"/>
+            <w:tcMar>
+              <w:top w:w="90" w:type="dxa"/>
+              <w:start w:w="90" w:type="dxa"/>
+              <w:bottom w:w="90" w:type="dxa"/>
+              <w:end w:w="90" w:type="dxa"/>
+            </w:tcMar>
+            <w:vAlign w:val="top"/>
+          </w:tcPr>
+          <w:p>
+            <w:pPr>
+              <w:spacing w:after="0"/>
+            </w:pPr>
+            <w:r>
+              <w:rPr>
+                <w:sz w:val="16"/>
+              </w:rPr>
+              <w:t>1. Juni 2026, 08:35 Uhr</w:t>
+            </w:r>
+          </w:p>
+        </w:tc>
+        <w:tc>
+          <w:tcPr>
+            <w:tcW w:type="dxa" w:w="2891"/>
+            <w:tcMar>
+              <w:top w:w="90" w:type="dxa"/>
+              <w:start w:w="90" w:type="dxa"/>
+              <w:bottom w:w="90" w:type="dxa"/>
+              <w:end w:w="90" w:type="dxa"/>
+            </w:tcMar>
+            <w:vAlign w:val="top"/>
+          </w:tcPr>
+          <w:p>
+            <w:pPr>
+              <w:spacing w:after="0"/>
+            </w:pPr>
+            <w:r>
+              <w:rPr>
+                <w:sz w:val="16"/>
+              </w:rPr>
+              <w:t>Externe Beratung beauftragt</w:t>
+            </w:r>
+          </w:p>
+        </w:tc>
+        <w:tc>
+          <w:tcPr>
+            <w:tcW w:type="dxa" w:w="2324"/>
+            <w:tcMar>
+              <w:top w:w="90" w:type="dxa"/>
+              <w:start w:w="90" w:type="dxa"/>
+              <w:bottom w:w="90" w:type="dxa"/>
+              <w:end w:w="90" w:type="dxa"/>
+            </w:tcMar>
+            <w:vAlign w:val="top"/>
+          </w:tcPr>
+          <w:p>
+            <w:pPr>
+              <w:spacing w:after="0"/>
+            </w:pPr>
+            <w:r>
+              <w:rPr>
+                <w:sz w:val="16"/>
+              </w:rPr>
+              <w:t>Mandatsvermerk</w:t>
+            </w:r>
+          </w:p>
+        </w:tc>
+        <w:tc>
+          <w:tcPr>
+            <w:tcW w:type="dxa" w:w="2721"/>
+            <w:tcMar>
+              <w:top w:w="90" w:type="dxa"/>
+              <w:start w:w="90" w:type="dxa"/>
+              <w:bottom w:w="90" w:type="dxa"/>
+              <w:end w:w="90" w:type="dxa"/>
+            </w:tcMar>
+            <w:vAlign w:val="top"/>
+          </w:tcPr>
+          <w:p>
+            <w:pPr>
+              <w:spacing w:after="0"/>
+            </w:pPr>
+            <w:r>
+              <w:rPr>
+                <w:sz w:val="16"/>
+              </w:rPr>
+              <w:t>Vollmacht und Untersuchungsauftrag schriftlich bestätigen</w:t>
+            </w:r>
+          </w:p>
+        </w:tc>
+      </w:tr>
+      <w:tr>
+        <w:tc>
+          <w:tcPr>
+            <w:tcW w:type="dxa" w:w="1757"/>
+            <w:tcMar>
+              <w:top w:w="90" w:type="dxa"/>
+              <w:start w:w="90" w:type="dxa"/>
+              <w:bottom w:w="90" w:type="dxa"/>
+              <w:end w:w="90" w:type="dxa"/>
+            </w:tcMar>
+            <w:vAlign w:val="top"/>
+            <w:shd w:fill="F5F7F8"/>
+          </w:tcPr>
+          <w:p>
+            <w:pPr>
+              <w:spacing w:after="0"/>
+            </w:pPr>
+            <w:r>
+              <w:rPr>
+                <w:sz w:val="16"/>
+              </w:rPr>
+              <w:t>2. Juni 2026, 14:00 Uhr</w:t>
+            </w:r>
+          </w:p>
+        </w:tc>
+        <w:tc>
+          <w:tcPr>
+            <w:tcW w:type="dxa" w:w="2891"/>
+            <w:tcMar>
+              <w:top w:w="90" w:type="dxa"/>
+              <w:start w:w="90" w:type="dxa"/>
+              <w:bottom w:w="90" w:type="dxa"/>
+              <w:end w:w="90" w:type="dxa"/>
+            </w:tcMar>
+            <w:vAlign w:val="top"/>
+            <w:shd w:fill="F5F7F8"/>
+          </w:tcPr>
+          <w:p>
+            <w:pPr>
+              <w:spacing w:after="0"/>
+            </w:pPr>
+            <w:r>
+              <w:rPr>
+                <w:sz w:val="16"/>
+              </w:rPr>
+              <w:t>Legal Hold und Hashsicherung vorgesehen</w:t>
+            </w:r>
+          </w:p>
+        </w:tc>
+        <w:tc>
+          <w:tcPr>
+            <w:tcW w:type="dxa" w:w="2324"/>
+            <w:tcMar>
+              <w:top w:w="90" w:type="dxa"/>
+              <w:start w:w="90" w:type="dxa"/>
+              <w:bottom w:w="90" w:type="dxa"/>
+              <w:end w:w="90" w:type="dxa"/>
+            </w:tcMar>
+            <w:vAlign w:val="top"/>
+            <w:shd w:fill="F5F7F8"/>
+          </w:tcPr>
+          <w:p>
+            <w:pPr>
+              <w:spacing w:after="0"/>
+            </w:pPr>
+            <w:r>
+              <w:rPr>
+                <w:sz w:val="16"/>
+              </w:rPr>
+              <w:t>Arbeitsauftrag</w:t>
+            </w:r>
+          </w:p>
+        </w:tc>
+        <w:tc>
+          <w:tcPr>
+            <w:tcW w:type="dxa" w:w="2721"/>
+            <w:tcMar>
+              <w:top w:w="90" w:type="dxa"/>
+              <w:start w:w="90" w:type="dxa"/>
+              <w:bottom w:w="90" w:type="dxa"/>
+              <w:end w:w="90" w:type="dxa"/>
+            </w:tcMar>
+            <w:vAlign w:val="top"/>
+            <w:shd w:fill="F5F7F8"/>
+          </w:tcPr>
+          <w:p>
+            <w:pPr>
+              <w:spacing w:after="0"/>
+            </w:pPr>
+            <w:r>
+              <w:rPr>
+                <w:sz w:val="16"/>
+              </w:rPr>
+              <w:t>Vollzug durch IT dokumentieren</w:t>
+            </w:r>
+          </w:p>
+        </w:tc>
+      </w:tr>
+      <w:tr>
+        <w:tc>
+          <w:tcPr>
+            <w:tcW w:type="dxa" w:w="1757"/>
+            <w:tcMar>
+              <w:top w:w="90" w:type="dxa"/>
+              <w:start w:w="90" w:type="dxa"/>
+              <w:bottom w:w="90" w:type="dxa"/>
+              <w:end w:w="90" w:type="dxa"/>
+            </w:tcMar>
+            <w:vAlign w:val="top"/>
+          </w:tcPr>
+          <w:p>
+            <w:pPr>
+              <w:spacing w:after="0"/>
+            </w:pPr>
+            <w:r>
+              <w:rPr>
+                <w:sz w:val="16"/>
+              </w:rPr>
+              <w:t>5. Juni 2026, 09:00 Uhr</w:t>
+            </w:r>
+          </w:p>
+        </w:tc>
+        <w:tc>
+          <w:tcPr>
+            <w:tcW w:type="dxa" w:w="2891"/>
+            <w:tcMar>
+              <w:top w:w="90" w:type="dxa"/>
+              <w:start w:w="90" w:type="dxa"/>
+              <w:bottom w:w="90" w:type="dxa"/>
+              <w:end w:w="90" w:type="dxa"/>
+            </w:tcMar>
+            <w:vAlign w:val="top"/>
+          </w:tcPr>
+          <w:p>
+            <w:pPr>
+              <w:spacing w:after="0"/>
+            </w:pPr>
+            <w:r>
+              <w:rPr>
+                <w:sz w:val="16"/>
+              </w:rPr>
+              <w:t>Geschäftsleitungsbesprechung</w:t>
+            </w:r>
+          </w:p>
+        </w:tc>
+        <w:tc>
+          <w:tcPr>
+            <w:tcW w:type="dxa" w:w="2324"/>
+            <w:tcMar>
+              <w:top w:w="90" w:type="dxa"/>
+              <w:start w:w="90" w:type="dxa"/>
+              <w:bottom w:w="90" w:type="dxa"/>
+              <w:end w:w="90" w:type="dxa"/>
+            </w:tcMar>
+            <w:vAlign w:val="top"/>
+          </w:tcPr>
+          <w:p>
+            <w:pPr>
+              <w:spacing w:after="0"/>
+            </w:pPr>
+            <w:r>
+              <w:rPr>
+                <w:sz w:val="16"/>
+              </w:rPr>
+              <w:t>Kalendereinladung</w:t>
+            </w:r>
+          </w:p>
+        </w:tc>
+        <w:tc>
+          <w:tcPr>
+            <w:tcW w:type="dxa" w:w="2721"/>
+            <w:tcMar>
+              <w:top w:w="90" w:type="dxa"/>
+              <w:start w:w="90" w:type="dxa"/>
+              <w:bottom w:w="90" w:type="dxa"/>
+              <w:end w:w="90" w:type="dxa"/>
+            </w:tcMar>
+            <w:vAlign w:val="top"/>
+          </w:tcPr>
+          <w:p>
+            <w:pPr>
+              <w:spacing w:after="0"/>
+            </w:pPr>
+            <w:r>
+              <w:rPr>
+                <w:sz w:val="16"/>
+              </w:rPr>
+              <w:t>Entscheidungspunkte und Teilnehmerkreis festlegen</w:t>
+            </w:r>
+          </w:p>
+        </w:tc>
+      </w:tr>
+    </w:tbl>
+    <w:p>
+      <w:pPr>
+        <w:spacing w:after="20"/>
+      </w:pPr>
+    </w:p>
+    <w:p>
+      <w:pPr>
+        <w:pStyle w:val="Heading1"/>
+      </w:pPr>
+      <w:r>
+        <w:t>2. Fristen und Wiedervorlagen</w:t>
+      </w:r>
+    </w:p>
+    <w:tbl>
+      <w:tblPr>
+        <w:tblStyle w:val="TableGrid"/>
+        <w:tblW w:type="auto" w:w="0"/>
+        <w:tblLayout w:type="fixed"/>
+        <w:tblLook w:firstColumn="1" w:firstRow="1" w:lastColumn="0" w:lastRow="0" w:noHBand="0" w:noVBand="1" w:val="04A0"/>
+      </w:tblPr>
+      <w:tblGrid>
+        <w:gridCol w:w="2494"/>
+        <w:gridCol w:w="2551"/>
+        <w:gridCol w:w="1928"/>
+        <w:gridCol w:w="1928"/>
+        <w:gridCol w:w="1928"/>
+      </w:tblGrid>
+      <w:tr>
+        <w:tc>
+          <w:tcPr>
+            <w:tcW w:type="dxa" w:w="1916"/>
+            <w:shd w:fill="17324D"/>
+            <w:tcMar>
+              <w:top w:w="90" w:type="dxa"/>
+              <w:start w:w="90" w:type="dxa"/>
+              <w:bottom w:w="90" w:type="dxa"/>
+              <w:end w:w="90" w:type="dxa"/>
+            </w:tcMar>
+          </w:tcPr>
+          <w:p>
+            <w:r>
+              <w:rPr>
+                <w:b/>
+                <w:color w:val="FFFFFF"/>
+                <w:sz w:val="17"/>
+              </w:rPr>
+              <w:t>Vorgang</w:t>
+            </w:r>
+          </w:p>
+        </w:tc>
+        <w:tc>
+          <w:tcPr>
+            <w:tcW w:type="dxa" w:w="1916"/>
+            <w:shd w:fill="17324D"/>
+            <w:tcMar>
+              <w:top w:w="90" w:type="dxa"/>
+              <w:start w:w="90" w:type="dxa"/>
+              <w:bottom w:w="90" w:type="dxa"/>
+              <w:end w:w="90" w:type="dxa"/>
+            </w:tcMar>
+          </w:tcPr>
+          <w:p>
+            <w:r>
+              <w:rPr>
+                <w:b/>
+                <w:color w:val="FFFFFF"/>
+                <w:sz w:val="17"/>
+              </w:rPr>
+              <w:t>Auslöser</w:t>
+            </w:r>
+          </w:p>
+        </w:tc>
+        <w:tc>
+          <w:tcPr>
+            <w:tcW w:type="dxa" w:w="1916"/>
+            <w:shd w:fill="17324D"/>
+            <w:tcMar>
+              <w:top w:w="90" w:type="dxa"/>
+              <w:start w:w="90" w:type="dxa"/>
+              <w:bottom w:w="90" w:type="dxa"/>
+              <w:end w:w="90" w:type="dxa"/>
+            </w:tcMar>
+          </w:tcPr>
+          <w:p>
+            <w:r>
+              <w:rPr>
+                <w:b/>
+                <w:color w:val="FFFFFF"/>
+                <w:sz w:val="17"/>
+              </w:rPr>
+              <w:t>Kalenderstand</w:t>
+            </w:r>
+          </w:p>
+        </w:tc>
+        <w:tc>
+          <w:tcPr>
+            <w:tcW w:type="dxa" w:w="1916"/>
+            <w:shd w:fill="17324D"/>
+            <w:tcMar>
+              <w:top w:w="90" w:type="dxa"/>
+              <w:start w:w="90" w:type="dxa"/>
+              <w:bottom w:w="90" w:type="dxa"/>
+              <w:end w:w="90" w:type="dxa"/>
+            </w:tcMar>
+          </w:tcPr>
+          <w:p>
+            <w:r>
+              <w:rPr>
+                <w:b/>
+                <w:color w:val="FFFFFF"/>
+                <w:sz w:val="17"/>
+              </w:rPr>
+              <w:t>Verantwortlich</w:t>
+            </w:r>
+          </w:p>
+        </w:tc>
+        <w:tc>
+          <w:tcPr>
+            <w:tcW w:type="dxa" w:w="1916"/>
+            <w:shd w:fill="17324D"/>
+            <w:tcMar>
+              <w:top w:w="90" w:type="dxa"/>
+              <w:start w:w="90" w:type="dxa"/>
+              <w:bottom w:w="90" w:type="dxa"/>
+              <w:end w:w="90" w:type="dxa"/>
+            </w:tcMar>
+          </w:tcPr>
+          <w:p>
+            <w:r>
+              <w:rPr>
+                <w:b/>
+                <w:color w:val="FFFFFF"/>
+                <w:sz w:val="17"/>
+              </w:rPr>
+              <w:t>Kontrollvermerk</w:t>
+            </w:r>
+          </w:p>
+        </w:tc>
+      </w:tr>
+      <w:tr>
+        <w:tc>
+          <w:tcPr>
+            <w:tcW w:type="dxa" w:w="2494"/>
+            <w:tcMar>
+              <w:top w:w="90" w:type="dxa"/>
+              <w:start w:w="90" w:type="dxa"/>
+              <w:bottom w:w="90" w:type="dxa"/>
+              <w:end w:w="90" w:type="dxa"/>
+            </w:tcMar>
+            <w:vAlign w:val="top"/>
+          </w:tcPr>
+          <w:p>
+            <w:pPr>
+              <w:spacing w:after="0"/>
+            </w:pPr>
+            <w:r>
+              <w:rPr>
+                <w:sz w:val="16"/>
+              </w:rPr>
+              <w:t>Empfangsbestätigung</w:t>
+            </w:r>
+          </w:p>
+        </w:tc>
+        <w:tc>
+          <w:tcPr>
+            <w:tcW w:type="dxa" w:w="2551"/>
+            <w:tcMar>
+              <w:top w:w="90" w:type="dxa"/>
+              <w:start w:w="90" w:type="dxa"/>
+              <w:bottom w:w="90" w:type="dxa"/>
+              <w:end w:w="90" w:type="dxa"/>
+            </w:tcMar>
+            <w:vAlign w:val="top"/>
+          </w:tcPr>
+          <w:p>
+            <w:pPr>
+              <w:spacing w:after="0"/>
+            </w:pPr>
+            <w:r>
+              <w:rPr>
+                <w:sz w:val="16"/>
+              </w:rPr>
+              <w:t>Erstmeldung 22. Mai 2026</w:t>
+            </w:r>
+          </w:p>
+        </w:tc>
+        <w:tc>
+          <w:tcPr>
+            <w:tcW w:type="dxa" w:w="1928"/>
+            <w:tcMar>
+              <w:top w:w="90" w:type="dxa"/>
+              <w:start w:w="90" w:type="dxa"/>
+              <w:bottom w:w="90" w:type="dxa"/>
+              <w:end w:w="90" w:type="dxa"/>
+            </w:tcMar>
+            <w:vAlign w:val="top"/>
+          </w:tcPr>
+          <w:p>
+            <w:pPr>
+              <w:spacing w:after="0"/>
+            </w:pPr>
+            <w:r>
+              <w:rPr>
+                <w:sz w:val="16"/>
+              </w:rPr>
+              <w:t>Versandt am 24. Mai 2026</w:t>
+            </w:r>
+          </w:p>
+        </w:tc>
+        <w:tc>
+          <w:tcPr>
+            <w:tcW w:type="dxa" w:w="1928"/>
+            <w:tcMar>
+              <w:top w:w="90" w:type="dxa"/>
+              <w:start w:w="90" w:type="dxa"/>
+              <w:bottom w:w="90" w:type="dxa"/>
+              <w:end w:w="90" w:type="dxa"/>
+            </w:tcMar>
+            <w:vAlign w:val="top"/>
+          </w:tcPr>
+          <w:p>
+            <w:pPr>
+              <w:spacing w:after="0"/>
+            </w:pPr>
+            <w:r>
+              <w:rPr>
+                <w:sz w:val="16"/>
+              </w:rPr>
+              <w:t>Meldestelle</w:t>
+            </w:r>
+          </w:p>
+        </w:tc>
+        <w:tc>
+          <w:tcPr>
+            <w:tcW w:type="dxa" w:w="1928"/>
+            <w:tcMar>
+              <w:top w:w="90" w:type="dxa"/>
+              <w:start w:w="90" w:type="dxa"/>
+              <w:bottom w:w="90" w:type="dxa"/>
+              <w:end w:w="90" w:type="dxa"/>
+            </w:tcMar>
+            <w:vAlign w:val="top"/>
+          </w:tcPr>
+          <w:p>
+            <w:pPr>
+              <w:spacing w:after="0"/>
+            </w:pPr>
+            <w:r>
+              <w:rPr>
+                <w:sz w:val="16"/>
+              </w:rPr>
+              <w:t>Portaljournal vorhanden</w:t>
+            </w:r>
+          </w:p>
+        </w:tc>
+      </w:tr>
+      <w:tr>
+        <w:tc>
+          <w:tcPr>
+            <w:tcW w:type="dxa" w:w="2494"/>
+            <w:tcMar>
+              <w:top w:w="90" w:type="dxa"/>
+              <w:start w:w="90" w:type="dxa"/>
+              <w:bottom w:w="90" w:type="dxa"/>
+              <w:end w:w="90" w:type="dxa"/>
+            </w:tcMar>
+            <w:vAlign w:val="top"/>
+            <w:shd w:fill="F5F7F8"/>
+          </w:tcPr>
+          <w:p>
+            <w:pPr>
+              <w:spacing w:after="0"/>
+            </w:pPr>
+            <w:r>
+              <w:rPr>
+                <w:sz w:val="16"/>
+              </w:rPr>
+              <w:t>Rückmeldung an hinweisgebende Person</w:t>
+            </w:r>
+          </w:p>
+        </w:tc>
+        <w:tc>
+          <w:tcPr>
+            <w:tcW w:type="dxa" w:w="2551"/>
+            <w:tcMar>
+              <w:top w:w="90" w:type="dxa"/>
+              <w:start w:w="90" w:type="dxa"/>
+              <w:bottom w:w="90" w:type="dxa"/>
+              <w:end w:w="90" w:type="dxa"/>
+            </w:tcMar>
+            <w:vAlign w:val="top"/>
+            <w:shd w:fill="F5F7F8"/>
+          </w:tcPr>
+          <w:p>
+            <w:pPr>
+              <w:spacing w:after="0"/>
+            </w:pPr>
+            <w:r>
+              <w:rPr>
+                <w:sz w:val="16"/>
+              </w:rPr>
+              <w:t>Empfangsbestätigung</w:t>
+            </w:r>
+          </w:p>
+        </w:tc>
+        <w:tc>
+          <w:tcPr>
+            <w:tcW w:type="dxa" w:w="1928"/>
+            <w:tcMar>
+              <w:top w:w="90" w:type="dxa"/>
+              <w:start w:w="90" w:type="dxa"/>
+              <w:bottom w:w="90" w:type="dxa"/>
+              <w:end w:w="90" w:type="dxa"/>
+            </w:tcMar>
+            <w:vAlign w:val="top"/>
+            <w:shd w:fill="F5F7F8"/>
+          </w:tcPr>
+          <w:p>
+            <w:pPr>
+              <w:spacing w:after="0"/>
+            </w:pPr>
+            <w:r>
+              <w:rPr>
+                <w:sz w:val="16"/>
+              </w:rPr>
+              <w:t>Fristquelle und Enddatum live prüfen; Vorfrist 12. August 2026</w:t>
+            </w:r>
+          </w:p>
+        </w:tc>
+        <w:tc>
+          <w:tcPr>
+            <w:tcW w:type="dxa" w:w="1928"/>
+            <w:tcMar>
+              <w:top w:w="90" w:type="dxa"/>
+              <w:start w:w="90" w:type="dxa"/>
+              <w:bottom w:w="90" w:type="dxa"/>
+              <w:end w:w="90" w:type="dxa"/>
+            </w:tcMar>
+            <w:vAlign w:val="top"/>
+            <w:shd w:fill="F5F7F8"/>
+          </w:tcPr>
+          <w:p>
+            <w:pPr>
+              <w:spacing w:after="0"/>
+            </w:pPr>
+            <w:r>
+              <w:rPr>
+                <w:sz w:val="16"/>
+              </w:rPr>
+              <w:t>Dr. Holländer</w:t>
+            </w:r>
+          </w:p>
+        </w:tc>
+        <w:tc>
+          <w:tcPr>
+            <w:tcW w:type="dxa" w:w="1928"/>
+            <w:tcMar>
+              <w:top w:w="90" w:type="dxa"/>
+              <w:start w:w="90" w:type="dxa"/>
+              <w:bottom w:w="90" w:type="dxa"/>
+              <w:end w:w="90" w:type="dxa"/>
+            </w:tcMar>
+            <w:vAlign w:val="top"/>
+            <w:shd w:fill="F5F7F8"/>
+          </w:tcPr>
+          <w:p>
+            <w:pPr>
+              <w:spacing w:after="0"/>
+            </w:pPr>
+            <w:r>
+              <w:rPr>
+                <w:sz w:val="16"/>
+              </w:rPr>
+              <w:t>Noch keine abschließende Fristberechnung</w:t>
+            </w:r>
+          </w:p>
+        </w:tc>
+      </w:tr>
+      <w:tr>
+        <w:tc>
+          <w:tcPr>
+            <w:tcW w:type="dxa" w:w="2494"/>
+            <w:tcMar>
+              <w:top w:w="90" w:type="dxa"/>
+              <w:start w:w="90" w:type="dxa"/>
+              <w:bottom w:w="90" w:type="dxa"/>
+              <w:end w:w="90" w:type="dxa"/>
+            </w:tcMar>
+            <w:vAlign w:val="top"/>
+          </w:tcPr>
+          <w:p>
+            <w:pPr>
+              <w:spacing w:after="0"/>
+            </w:pPr>
+            <w:r>
+              <w:rPr>
+                <w:sz w:val="16"/>
+              </w:rPr>
+              <w:t>Beweissicherung Regulatory-Dateien</w:t>
+            </w:r>
+          </w:p>
+        </w:tc>
+        <w:tc>
+          <w:tcPr>
+            <w:tcW w:type="dxa" w:w="2551"/>
+            <w:tcMar>
+              <w:top w:w="90" w:type="dxa"/>
+              <w:start w:w="90" w:type="dxa"/>
+              <w:bottom w:w="90" w:type="dxa"/>
+              <w:end w:w="90" w:type="dxa"/>
+            </w:tcMar>
+            <w:vAlign w:val="top"/>
+          </w:tcPr>
+          <w:p>
+            <w:pPr>
+              <w:spacing w:after="0"/>
+            </w:pPr>
+            <w:r>
+              <w:rPr>
+                <w:sz w:val="16"/>
+              </w:rPr>
+              <w:t>Benannter Speicherort</w:t>
+            </w:r>
+          </w:p>
+        </w:tc>
+        <w:tc>
+          <w:tcPr>
+            <w:tcW w:type="dxa" w:w="1928"/>
+            <w:tcMar>
+              <w:top w:w="90" w:type="dxa"/>
+              <w:start w:w="90" w:type="dxa"/>
+              <w:bottom w:w="90" w:type="dxa"/>
+              <w:end w:w="90" w:type="dxa"/>
+            </w:tcMar>
+            <w:vAlign w:val="top"/>
+          </w:tcPr>
+          <w:p>
+            <w:pPr>
+              <w:spacing w:after="0"/>
+            </w:pPr>
+            <w:r>
+              <w:rPr>
+                <w:sz w:val="16"/>
+              </w:rPr>
+              <w:t>2. Juni 2026, 14:00 Uhr</w:t>
+            </w:r>
+          </w:p>
+        </w:tc>
+        <w:tc>
+          <w:tcPr>
+            <w:tcW w:type="dxa" w:w="1928"/>
+            <w:tcMar>
+              <w:top w:w="90" w:type="dxa"/>
+              <w:start w:w="90" w:type="dxa"/>
+              <w:bottom w:w="90" w:type="dxa"/>
+              <w:end w:w="90" w:type="dxa"/>
+            </w:tcMar>
+            <w:vAlign w:val="top"/>
+          </w:tcPr>
+          <w:p>
+            <w:pPr>
+              <w:spacing w:after="0"/>
+            </w:pPr>
+            <w:r>
+              <w:rPr>
+                <w:sz w:val="16"/>
+              </w:rPr>
+              <w:t>IT / externe Forensik</w:t>
+            </w:r>
+          </w:p>
+        </w:tc>
+        <w:tc>
+          <w:tcPr>
+            <w:tcW w:type="dxa" w:w="1928"/>
+            <w:tcMar>
+              <w:top w:w="90" w:type="dxa"/>
+              <w:start w:w="90" w:type="dxa"/>
+              <w:bottom w:w="90" w:type="dxa"/>
+              <w:end w:w="90" w:type="dxa"/>
+            </w:tcMar>
+            <w:vAlign w:val="top"/>
+          </w:tcPr>
+          <w:p>
+            <w:pPr>
+              <w:spacing w:after="0"/>
+            </w:pPr>
+            <w:r>
+              <w:rPr>
+                <w:sz w:val="16"/>
+              </w:rPr>
+              <w:t>Hashliste ausstehend</w:t>
+            </w:r>
+          </w:p>
+        </w:tc>
+      </w:tr>
+      <w:tr>
+        <w:tc>
+          <w:tcPr>
+            <w:tcW w:type="dxa" w:w="2494"/>
+            <w:tcMar>
+              <w:top w:w="90" w:type="dxa"/>
+              <w:start w:w="90" w:type="dxa"/>
+              <w:bottom w:w="90" w:type="dxa"/>
+              <w:end w:w="90" w:type="dxa"/>
+            </w:tcMar>
+            <w:vAlign w:val="top"/>
+            <w:shd w:fill="F5F7F8"/>
+          </w:tcPr>
+          <w:p>
+            <w:pPr>
+              <w:spacing w:after="0"/>
+            </w:pPr>
+            <w:r>
+              <w:rPr>
+                <w:sz w:val="16"/>
+              </w:rPr>
+              <w:t>Bonusfreigabe</w:t>
+            </w:r>
+          </w:p>
+        </w:tc>
+        <w:tc>
+          <w:tcPr>
+            <w:tcW w:type="dxa" w:w="2551"/>
+            <w:tcMar>
+              <w:top w:w="90" w:type="dxa"/>
+              <w:start w:w="90" w:type="dxa"/>
+              <w:bottom w:w="90" w:type="dxa"/>
+              <w:end w:w="90" w:type="dxa"/>
+            </w:tcMar>
+            <w:vAlign w:val="top"/>
+            <w:shd w:fill="F5F7F8"/>
+          </w:tcPr>
+          <w:p>
+            <w:pPr>
+              <w:spacing w:after="0"/>
+            </w:pPr>
+            <w:r>
+              <w:rPr>
+                <w:sz w:val="16"/>
+              </w:rPr>
+              <w:t>HR-Termin 8. Juni 2026</w:t>
+            </w:r>
+          </w:p>
+        </w:tc>
+        <w:tc>
+          <w:tcPr>
+            <w:tcW w:type="dxa" w:w="1928"/>
+            <w:tcMar>
+              <w:top w:w="90" w:type="dxa"/>
+              <w:start w:w="90" w:type="dxa"/>
+              <w:bottom w:w="90" w:type="dxa"/>
+              <w:end w:w="90" w:type="dxa"/>
+            </w:tcMar>
+            <w:vAlign w:val="top"/>
+            <w:shd w:fill="F5F7F8"/>
+          </w:tcPr>
+          <w:p>
+            <w:pPr>
+              <w:spacing w:after="0"/>
+            </w:pPr>
+            <w:r>
+              <w:rPr>
+                <w:sz w:val="16"/>
+              </w:rPr>
+              <w:t>Vorlage bis 3. Juni 2026 sperren</w:t>
+            </w:r>
+          </w:p>
+        </w:tc>
+        <w:tc>
+          <w:tcPr>
+            <w:tcW w:type="dxa" w:w="1928"/>
+            <w:tcMar>
+              <w:top w:w="90" w:type="dxa"/>
+              <w:start w:w="90" w:type="dxa"/>
+              <w:bottom w:w="90" w:type="dxa"/>
+              <w:end w:w="90" w:type="dxa"/>
+            </w:tcMar>
+            <w:vAlign w:val="top"/>
+            <w:shd w:fill="F5F7F8"/>
+          </w:tcPr>
+          <w:p>
+            <w:pPr>
+              <w:spacing w:after="0"/>
+            </w:pPr>
+            <w:r>
+              <w:rPr>
+                <w:sz w:val="16"/>
+              </w:rPr>
+              <w:t>HR / Legal</w:t>
+            </w:r>
+          </w:p>
+        </w:tc>
+        <w:tc>
+          <w:tcPr>
+            <w:tcW w:type="dxa" w:w="1928"/>
+            <w:tcMar>
+              <w:top w:w="90" w:type="dxa"/>
+              <w:start w:w="90" w:type="dxa"/>
+              <w:bottom w:w="90" w:type="dxa"/>
+              <w:end w:w="90" w:type="dxa"/>
+            </w:tcMar>
+            <w:vAlign w:val="top"/>
+            <w:shd w:fill="F5F7F8"/>
+          </w:tcPr>
+          <w:p>
+            <w:pPr>
+              <w:spacing w:after="0"/>
+            </w:pPr>
+            <w:r>
+              <w:rPr>
+                <w:sz w:val="16"/>
+              </w:rPr>
+              <w:t>Vorakten noch unvollständig</w:t>
+            </w:r>
+          </w:p>
+        </w:tc>
+      </w:tr>
+      <w:tr>
+        <w:tc>
+          <w:tcPr>
+            <w:tcW w:type="dxa" w:w="2494"/>
+            <w:tcMar>
+              <w:top w:w="90" w:type="dxa"/>
+              <w:start w:w="90" w:type="dxa"/>
+              <w:bottom w:w="90" w:type="dxa"/>
+              <w:end w:w="90" w:type="dxa"/>
+            </w:tcMar>
+            <w:vAlign w:val="top"/>
+          </w:tcPr>
+          <w:p>
+            <w:pPr>
+              <w:spacing w:after="0"/>
+            </w:pPr>
+            <w:r>
+              <w:rPr>
+                <w:sz w:val="16"/>
+              </w:rPr>
+              <w:t>NDA-Antwort</w:t>
+            </w:r>
+          </w:p>
+        </w:tc>
+        <w:tc>
+          <w:tcPr>
+            <w:tcW w:type="dxa" w:w="2551"/>
+            <w:tcMar>
+              <w:top w:w="90" w:type="dxa"/>
+              <w:start w:w="90" w:type="dxa"/>
+              <w:bottom w:w="90" w:type="dxa"/>
+              <w:end w:w="90" w:type="dxa"/>
+            </w:tcMar>
+            <w:vAlign w:val="top"/>
+          </w:tcPr>
+          <w:p>
+            <w:pPr>
+              <w:spacing w:after="0"/>
+            </w:pPr>
+            <w:r>
+              <w:rPr>
+                <w:sz w:val="16"/>
+              </w:rPr>
+              <w:t>Gegnerische Fassung 26. Mai 2026</w:t>
+            </w:r>
+          </w:p>
+        </w:tc>
+        <w:tc>
+          <w:tcPr>
+            <w:tcW w:type="dxa" w:w="1928"/>
+            <w:tcMar>
+              <w:top w:w="90" w:type="dxa"/>
+              <w:start w:w="90" w:type="dxa"/>
+              <w:bottom w:w="90" w:type="dxa"/>
+              <w:end w:w="90" w:type="dxa"/>
+            </w:tcMar>
+            <w:vAlign w:val="top"/>
+          </w:tcPr>
+          <w:p>
+            <w:pPr>
+              <w:spacing w:after="0"/>
+            </w:pPr>
+            <w:r>
+              <w:rPr>
+                <w:sz w:val="16"/>
+              </w:rPr>
+              <w:t>3. Juni 2026, 16:00 Uhr</w:t>
+            </w:r>
+          </w:p>
+        </w:tc>
+        <w:tc>
+          <w:tcPr>
+            <w:tcW w:type="dxa" w:w="1928"/>
+            <w:tcMar>
+              <w:top w:w="90" w:type="dxa"/>
+              <w:start w:w="90" w:type="dxa"/>
+              <w:bottom w:w="90" w:type="dxa"/>
+              <w:end w:w="90" w:type="dxa"/>
+            </w:tcMar>
+            <w:vAlign w:val="top"/>
+          </w:tcPr>
+          <w:p>
+            <w:pPr>
+              <w:spacing w:after="0"/>
+            </w:pPr>
+            <w:r>
+              <w:rPr>
+                <w:sz w:val="16"/>
+              </w:rPr>
+              <w:t>M&amp;A Legal</w:t>
+            </w:r>
+          </w:p>
+        </w:tc>
+        <w:tc>
+          <w:tcPr>
+            <w:tcW w:type="dxa" w:w="1928"/>
+            <w:tcMar>
+              <w:top w:w="90" w:type="dxa"/>
+              <w:start w:w="90" w:type="dxa"/>
+              <w:bottom w:w="90" w:type="dxa"/>
+              <w:end w:w="90" w:type="dxa"/>
+            </w:tcMar>
+            <w:vAlign w:val="top"/>
+          </w:tcPr>
+          <w:p>
+            <w:pPr>
+              <w:spacing w:after="0"/>
+            </w:pPr>
+            <w:r>
+              <w:rPr>
+                <w:sz w:val="16"/>
+              </w:rPr>
+              <w:t>Carve-out und Empfängerkreis offen</w:t>
+            </w:r>
+          </w:p>
+        </w:tc>
+      </w:tr>
+      <w:tr>
+        <w:tc>
+          <w:tcPr>
+            <w:tcW w:type="dxa" w:w="2494"/>
+            <w:tcMar>
+              <w:top w:w="90" w:type="dxa"/>
+              <w:start w:w="90" w:type="dxa"/>
+              <w:bottom w:w="90" w:type="dxa"/>
+              <w:end w:w="90" w:type="dxa"/>
+            </w:tcMar>
+            <w:vAlign w:val="top"/>
+            <w:shd w:fill="F5F7F8"/>
+          </w:tcPr>
+          <w:p>
+            <w:pPr>
+              <w:spacing w:after="0"/>
+            </w:pPr>
+            <w:r>
+              <w:rPr>
+                <w:sz w:val="16"/>
+              </w:rPr>
+              <w:t>Folgesitzung Meldestelle</w:t>
+            </w:r>
+          </w:p>
+        </w:tc>
+        <w:tc>
+          <w:tcPr>
+            <w:tcW w:type="dxa" w:w="2551"/>
+            <w:tcMar>
+              <w:top w:w="90" w:type="dxa"/>
+              <w:start w:w="90" w:type="dxa"/>
+              <w:bottom w:w="90" w:type="dxa"/>
+              <w:end w:w="90" w:type="dxa"/>
+            </w:tcMar>
+            <w:vAlign w:val="top"/>
+            <w:shd w:fill="F5F7F8"/>
+          </w:tcPr>
+          <w:p>
+            <w:pPr>
+              <w:spacing w:after="0"/>
+            </w:pPr>
+            <w:r>
+              <w:rPr>
+                <w:sz w:val="16"/>
+              </w:rPr>
+              <w:t>Geschäftsleitung 5. Juni</w:t>
+            </w:r>
+          </w:p>
+        </w:tc>
+        <w:tc>
+          <w:tcPr>
+            <w:tcW w:type="dxa" w:w="1928"/>
+            <w:tcMar>
+              <w:top w:w="90" w:type="dxa"/>
+              <w:start w:w="90" w:type="dxa"/>
+              <w:bottom w:w="90" w:type="dxa"/>
+              <w:end w:w="90" w:type="dxa"/>
+            </w:tcMar>
+            <w:vAlign w:val="top"/>
+            <w:shd w:fill="F5F7F8"/>
+          </w:tcPr>
+          <w:p>
+            <w:pPr>
+              <w:spacing w:after="0"/>
+            </w:pPr>
+            <w:r>
+              <w:rPr>
+                <w:sz w:val="16"/>
+              </w:rPr>
+              <w:t>9. Juni 2026, 10:30 Uhr</w:t>
+            </w:r>
+          </w:p>
+        </w:tc>
+        <w:tc>
+          <w:tcPr>
+            <w:tcW w:type="dxa" w:w="1928"/>
+            <w:tcMar>
+              <w:top w:w="90" w:type="dxa"/>
+              <w:start w:w="90" w:type="dxa"/>
+              <w:bottom w:w="90" w:type="dxa"/>
+              <w:end w:w="90" w:type="dxa"/>
+            </w:tcMar>
+            <w:vAlign w:val="top"/>
+            <w:shd w:fill="F5F7F8"/>
+          </w:tcPr>
+          <w:p>
+            <w:pPr>
+              <w:spacing w:after="0"/>
+            </w:pPr>
+            <w:r>
+              <w:rPr>
+                <w:sz w:val="16"/>
+              </w:rPr>
+              <w:t>Meldestelle</w:t>
+            </w:r>
+          </w:p>
+        </w:tc>
+        <w:tc>
+          <w:tcPr>
+            <w:tcW w:type="dxa" w:w="1928"/>
+            <w:tcMar>
+              <w:top w:w="90" w:type="dxa"/>
+              <w:start w:w="90" w:type="dxa"/>
+              <w:bottom w:w="90" w:type="dxa"/>
+              <w:end w:w="90" w:type="dxa"/>
+            </w:tcMar>
+            <w:vAlign w:val="top"/>
+            <w:shd w:fill="F5F7F8"/>
+          </w:tcPr>
+          <w:p>
+            <w:pPr>
+              <w:spacing w:after="0"/>
+            </w:pPr>
+            <w:r>
+              <w:rPr>
+                <w:sz w:val="16"/>
+              </w:rPr>
+              <w:t>Interviewfolge erst nach Datensicherung</w:t>
+            </w:r>
+          </w:p>
+        </w:tc>
+      </w:tr>
+    </w:tbl>
+    <w:p>
+      <w:pPr>
+        <w:spacing w:after="20"/>
+      </w:pPr>
+    </w:p>
+    <w:p>
+      <w:pPr>
+        <w:pStyle w:val="Heading1"/>
+      </w:pPr>
+      <w:r>
+        <w:t>3. Zeitliche Widersprüche</w:t>
       </w:r>
     </w:p>
     <w:p>
       <w:pPr>
-        <w:pStyle w:val="ListBullet"/>
+        <w:widowControl/>
       </w:pPr>
       <w:r>
-        <w:t>04.02.2026: erster interner Hinweis auf Lücken und unklare Verantwortlichkeiten.</w:t>
+        <w:t>Die Meldung bezeichnet die Produktakte als am 15. April freigegeben; der Dateiheader der im Datenraum sichtbaren Fassung nennt den 18. April. Der Audit Trail des Freigabesystems ist anzufordern.</w:t>
       </w:r>
     </w:p>
     <w:p>
       <w:pPr>
-        <w:pStyle w:val="ListBullet"/>
+        <w:widowControl/>
       </w:pPr>
       <w:r>
-        <w:t>18.03.2026: Fachbereich bittet um schnelle Freigabe, obwohl Legal noch keine Unterlagen gesehen hat.</w:t>
+        <w:t>Die Bonusunterlage trägt im Dateinamen den 20. Mai, der HR-Kalender nennt als Erstellungsdatum den 28. April. Dateiversionen und Entwurfsverfasser sind zu trennen.</w:t>
       </w:r>
     </w:p>
     <w:p>
       <w:pPr>
-        <w:pStyle w:val="ListBullet"/>
+        <w:widowControl/>
       </w:pPr>
       <w:r>
-        <w:t>29.04.2026: externe Partei fragt nach Nachweisen und Fristen.</w:t>
+        <w:t>Die Portaloberfläche zeigt für den Anhang einen Upload um 21:14 Uhr, der Downloadordner der IT enthält einen Zeitstempel 20:14 Uhr. Vor Bewertung ist die Zeitzoneneinstellung des Exports festzustellen.</w:t>
       </w:r>
     </w:p>
     <w:p>
       <w:pPr>
-        <w:pStyle w:val="ListBullet"/>
+        <w:keepLines/>
+        <w:spacing w:before="120"/>
       </w:pPr>
       <w:r>
-        <w:t>13.05.2026: Geschäftsleitung will eine entscheidungsfähige Vorlage bis Freitagmittag.</w:t>
-      </w:r>
-    </w:p>
-    <w:p>
-      <w:pPr>
-        <w:pStyle w:val="ListBullet"/>
-      </w:pPr>
-      <w:r>
-        <w:t>26.05.2026: mehrere neue Dateien kommen unsortiert per E-Mail und Chat.</w:t>
+        <w:rPr>
+          <w:b/>
+        </w:rPr>
+        <w:t>David Holländer · Rechtsanwalt · Fristenkontrolle durch Dr. Anja Brettschneider</w:t>
       </w:r>
     </w:p>
     <w:sectPr>
+      <w:footerReference w:type="default" r:id="rId9"/>
+      <w:headerReference w:type="default" r:id="rId10"/>
       <w:pgSz w:w="11906" w:h="16838"/>
-      <w:pgMar w:top="1417" w:right="1417" w:bottom="1417" w:left="1417" w:header="720" w:footer="720" w:gutter="0"/>
+      <w:pgMar w:top="1247" w:right="1134" w:bottom="1020" w:left="1191" w:header="680" w:footer="567" w:gutter="0"/>
       <w:cols w:space="720"/>
       <w:docGrid w:linePitch="360"/>
     </w:sectPr>
   </w:body>
 </w:document>
+</file>
+
+<file path=word/footer1.xml><?xml version="1.0" encoding="utf-8"?>
+<w:ftr xmlns:m="http://schemas.openxmlformats.org/officeDocument/2006/math" xmlns:mc="http://schemas.openxmlformats.org/markup-compatibility/2006" xmlns:mo="http://schemas.microsoft.com/office/mac/office/2008/main" xmlns:mv="urn:schemas-microsoft-com:mac:vml" xmlns:o="urn:schemas-microsoft-com:office:office" xmlns:r="http://schemas.openxmlformats.org/officeDocument/2006/relationships" xmlns:v="urn:schemas-microsoft-com:vml" xmlns:w10="urn:schemas-microsoft-com:office:word" xmlns:w14="http://schemas.microsoft.com/office/word/2010/wordml" xmlns:w="http://schemas.openxmlformats.org/wordprocessingml/2006/main" xmlns:wne="http://schemas.microsoft.com/office/word/2006/wordml" xmlns:wp14="http://schemas.microsoft.com/office/word/2010/wordprocessingDrawing" xmlns:wp="http://schemas.openxmlformats.org/drawingml/2006/wordprocessingDrawing" xmlns:wpc="http://schemas.microsoft.com/office/word/2010/wordprocessingCanvas" xmlns:wpg="http://schemas.microsoft.com/office/word/2010/wordprocessingGroup" xmlns:wpi="http://schemas.microsoft.com/office/word/2010/wordprocessingInk" xmlns:wps="http://schemas.microsoft.com/office/word/2010/wordprocessingShape" mc:Ignorable="w14 wp14">
+  <w:p>
+    <w:pPr>
+      <w:tabs>
+        <w:tab w:pos="9071" w:val="right"/>
+      </w:tabs>
+      <w:jc w:val="left"/>
+    </w:pPr>
+    <w:r>
+      <w:rPr>
+        <w:rFonts w:ascii="Times New Roman" w:hAnsi="Times New Roman"/>
+        <w:color w:val="6B6B66"/>
+        <w:sz w:val="16"/>
+      </w:rPr>
+    </w:r>
+    <w:r>
+      <w:rPr>
+        <w:rFonts w:ascii="Times New Roman" w:hAnsi="Times New Roman"/>
+        <w:color w:val="6B6B66"/>
+        <w:sz w:val="16"/>
+      </w:rPr>
+      <w:t>Waldkrone HealthTech GmbH</w:t>
+    </w:r>
+    <w:r>
+      <w:rPr>
+        <w:rFonts w:ascii="Times New Roman" w:hAnsi="Times New Roman"/>
+        <w:color w:val="6B6B66"/>
+        <w:sz w:val="16"/>
+      </w:rPr>
+      <w:tab/>
+      <w:t xml:space="preserve">Seite </w:t>
+    </w:r>
+    <w:r>
+      <w:rPr>
+        <w:rFonts w:ascii="Times New Roman" w:hAnsi="Times New Roman"/>
+        <w:color w:val="6B6B66"/>
+        <w:sz w:val="16"/>
+      </w:rPr>
+      <w:fldChar w:fldCharType="begin"/>
+      <w:instrText xml:space="preserve"> PAGE </w:instrText>
+      <w:fldChar w:fldCharType="end"/>
+    </w:r>
+  </w:p>
+</w:ftr>
+</file>
+
+<file path=word/header1.xml><?xml version="1.0" encoding="utf-8"?>
+<w:hdr xmlns:m="http://schemas.openxmlformats.org/officeDocument/2006/math" xmlns:mc="http://schemas.openxmlformats.org/markup-compatibility/2006" xmlns:mo="http://schemas.microsoft.com/office/mac/office/2008/main" xmlns:mv="urn:schemas-microsoft-com:mac:vml" xmlns:o="urn:schemas-microsoft-com:office:office" xmlns:r="http://schemas.openxmlformats.org/officeDocument/2006/relationships" xmlns:v="urn:schemas-microsoft-com:vml" xmlns:w10="urn:schemas-microsoft-com:office:word" xmlns:w14="http://schemas.microsoft.com/office/word/2010/wordml" xmlns:w="http://schemas.openxmlformats.org/wordprocessingml/2006/main" xmlns:wne="http://schemas.microsoft.com/office/word/2006/wordml" xmlns:wp14="http://schemas.microsoft.com/office/word/2010/wordprocessingDrawing" xmlns:wp="http://schemas.openxmlformats.org/drawingml/2006/wordprocessingDrawing" xmlns:wpc="http://schemas.microsoft.com/office/word/2010/wordprocessingCanvas" xmlns:wpg="http://schemas.microsoft.com/office/word/2010/wordprocessingGroup" xmlns:wpi="http://schemas.microsoft.com/office/word/2010/wordprocessingInk" xmlns:wps="http://schemas.microsoft.com/office/word/2010/wordprocessingShape" mc:Ignorable="w14 wp14">
+  <w:p>
+    <w:pPr>
+      <w:pStyle w:val="Header"/>
+      <w:jc w:val="left"/>
+    </w:pPr>
+    <w:r/>
+    <w:r>
+      <w:rPr>
+        <w:rFonts w:ascii="Times New Roman" w:hAnsi="Times New Roman"/>
+        <w:b/>
+        <w:color w:val="7B2D3B"/>
+        <w:sz w:val="24"/>
+      </w:rPr>
+      <w:t>Waldkrone HealthTech GmbH</w:t>
+    </w:r>
+  </w:p>
+  <w:p>
+    <w:pPr>
+      <w:jc w:val="left"/>
+      <w:pBdr>
+        <w:bottom w:val="single" w:sz="6" w:space="2" w:color="7B2D3B"/>
+      </w:pBdr>
+    </w:pPr>
+    <w:r>
+      <w:rPr>
+        <w:rFonts w:ascii="Times New Roman" w:hAnsi="Times New Roman"/>
+        <w:color w:val="6B6B66"/>
+        <w:sz w:val="16"/>
+      </w:rPr>
+      <w:t>Unternehmen</w:t>
+    </w:r>
+  </w:p>
+</w:hdr>
 </file>
 
 <file path=word/numbering.xml><?xml version="1.0" encoding="utf-8"?>
@@ -426,9 +3054,13 @@
     <w:name w:val="Normal"/>
     <w:qFormat/>
     <w:rsid w:val="00FC693F"/>
+    <w:pPr>
+      <w:spacing w:after="100" w:line="269" w:lineRule="auto"/>
+    </w:pPr>
     <w:rPr>
-      <w:rFonts w:ascii="Times New Roman" w:hAnsi="Times New Roman"/>
-      <w:sz w:val="22"/>
+      <w:rFonts w:ascii="Arial" w:hAnsi="Arial"/>
+      <w:color w:val="20262B"/>
+      <w:sz w:val="20"/>
     </w:rPr>
   </w:style>
   <w:style w:type="paragraph" w:styleId="Header">
@@ -486,14 +3118,15 @@
     <w:pPr>
       <w:keepNext/>
       <w:keepLines/>
-      <w:spacing w:before="480" w:after="0"/>
+      <w:spacing w:before="200" w:after="100"/>
       <w:outlineLvl w:val="0"/>
     </w:pPr>
     <w:rPr>
-      <w:rFonts w:asciiTheme="majorHAnsi" w:eastAsiaTheme="majorEastAsia" w:hAnsiTheme="majorHAnsi" w:cstheme="majorBidi" w:ascii="Times New Roman" w:hAnsi="Times New Roman"/>
+      <w:rFonts w:asciiTheme="majorHAnsi" w:eastAsiaTheme="majorEastAsia" w:hAnsiTheme="majorHAnsi" w:cstheme="majorBidi" w:ascii="Arial" w:hAnsi="Arial"/>
       <w:b/>
       <w:bCs/>
-      <w:sz w:val="28"/>
+      <w:color w:val="17324D"/>
+      <w:sz w:val="26"/>
       <w:szCs w:val="28"/>
     </w:rPr>
   </w:style>
@@ -509,14 +3142,15 @@
     <w:pPr>
       <w:keepNext/>
       <w:keepLines/>
-      <w:spacing w:before="200" w:after="0"/>
+      <w:spacing w:before="200" w:after="100"/>
       <w:outlineLvl w:val="1"/>
     </w:pPr>
     <w:rPr>
-      <w:rFonts w:asciiTheme="majorHAnsi" w:eastAsiaTheme="majorEastAsia" w:hAnsiTheme="majorHAnsi" w:cstheme="majorBidi" w:ascii="Times New Roman" w:hAnsi="Times New Roman"/>
+      <w:rFonts w:asciiTheme="majorHAnsi" w:eastAsiaTheme="majorEastAsia" w:hAnsiTheme="majorHAnsi" w:cstheme="majorBidi" w:ascii="Arial" w:hAnsi="Arial"/>
       <w:b/>
       <w:bCs/>
-      <w:sz w:val="24"/>
+      <w:color w:val="2E668B"/>
+      <w:sz w:val="22"/>
       <w:szCs w:val="26"/>
     </w:rPr>
   </w:style>
@@ -536,10 +3170,10 @@
       <w:outlineLvl w:val="2"/>
     </w:pPr>
     <w:rPr>
-      <w:rFonts w:asciiTheme="majorHAnsi" w:eastAsiaTheme="majorEastAsia" w:hAnsiTheme="majorHAnsi" w:cstheme="majorBidi" w:ascii="Times New Roman" w:hAnsi="Times New Roman"/>
+      <w:rFonts w:asciiTheme="majorHAnsi" w:eastAsiaTheme="majorEastAsia" w:hAnsiTheme="majorHAnsi" w:cstheme="majorBidi"/>
       <w:b/>
       <w:bCs/>
-      <w:sz w:val="22"/>
+      <w:color w:val="4F81BD" w:themeColor="accent1"/>
     </w:rPr>
   </w:style>
   <w:style w:type="paragraph" w:styleId="Heading4">
@@ -770,18 +3404,20 @@
     <w:qFormat/>
     <w:rsid w:val="00FC693F"/>
     <w:pPr>
+      <w:keepNext/>
       <w:pBdr>
         <w:bottom w:val="single" w:sz="8" w:space="4" w:color="4F81BD" w:themeColor="accent1"/>
       </w:pBdr>
-      <w:spacing w:after="300" w:line="240" w:lineRule="auto"/>
+      <w:spacing w:after="100" w:line="240" w:lineRule="auto" w:before="200"/>
       <w:contextualSpacing/>
     </w:pPr>
     <w:rPr>
-      <w:rFonts w:asciiTheme="majorHAnsi" w:eastAsiaTheme="majorEastAsia" w:hAnsiTheme="majorHAnsi" w:cstheme="majorBidi"/>
-      <w:color w:val="17365D" w:themeColor="text2" w:themeShade="BF"/>
+      <w:rFonts w:asciiTheme="majorHAnsi" w:eastAsiaTheme="majorEastAsia" w:hAnsiTheme="majorHAnsi" w:cstheme="majorBidi" w:ascii="Arial" w:hAnsi="Arial"/>
+      <w:b/>
+      <w:color w:val="17324D"/>
       <w:spacing w:val="5"/>
       <w:kern w:val="28"/>
-      <w:sz w:val="52"/>
+      <w:sz w:val="36"/>
       <w:szCs w:val="52"/>
     </w:rPr>
   </w:style>
